--- a/Planck.docx
+++ b/Planck.docx
@@ -141,7 +141,7 @@
             </w:rPr>
             <w:fldChar w:fldCharType="separate"/>
           </w:r>
-          <w:hyperlink w:anchor="_Toc244333753" w:history="1">
+          <w:hyperlink w:anchor="_Toc244334380" w:history="1">
             <w:r>
               <w:rPr>
                 <w:rStyle w:val="Hyperlink"/>
@@ -186,7 +186,7 @@
                 <w:noProof/>
                 <w:webHidden/>
               </w:rPr>
-              <w:instrText xml:space="preserve"> PAGEREF _Toc244333753 \h </w:instrText>
+              <w:instrText xml:space="preserve"> PAGEREF _Toc244334380 \h </w:instrText>
             </w:r>
             <w:r>
               <w:rPr>
@@ -231,7 +231,7 @@
               <w14:ligatures w14:val="standardContextual"/>
             </w:rPr>
           </w:pPr>
-          <w:hyperlink w:anchor="_Toc244333754" w:history="1">
+          <w:hyperlink w:anchor="_Toc244334381" w:history="1">
             <w:r>
               <w:rPr>
                 <w:rStyle w:val="Hyperlink"/>
@@ -276,7 +276,7 @@
                 <w:noProof/>
                 <w:webHidden/>
               </w:rPr>
-              <w:instrText xml:space="preserve"> PAGEREF _Toc244333754 \h </w:instrText>
+              <w:instrText xml:space="preserve"> PAGEREF _Toc244334381 \h </w:instrText>
             </w:r>
             <w:r>
               <w:rPr>
@@ -321,7 +321,7 @@
               <w14:ligatures w14:val="standardContextual"/>
             </w:rPr>
           </w:pPr>
-          <w:hyperlink w:anchor="_Toc244333755" w:history="1">
+          <w:hyperlink w:anchor="_Toc244334382" w:history="1">
             <w:r>
               <w:rPr>
                 <w:rStyle w:val="Hyperlink"/>
@@ -366,7 +366,7 @@
                 <w:noProof/>
                 <w:webHidden/>
               </w:rPr>
-              <w:instrText xml:space="preserve"> PAGEREF _Toc244333755 \h </w:instrText>
+              <w:instrText xml:space="preserve"> PAGEREF _Toc244334382 \h </w:instrText>
             </w:r>
             <w:r>
               <w:rPr>
@@ -411,7 +411,7 @@
               <w14:ligatures w14:val="standardContextual"/>
             </w:rPr>
           </w:pPr>
-          <w:hyperlink w:anchor="_Toc244333756" w:history="1">
+          <w:hyperlink w:anchor="_Toc244334383" w:history="1">
             <w:r>
               <w:rPr>
                 <w:rStyle w:val="Hyperlink"/>
@@ -456,7 +456,7 @@
                 <w:noProof/>
                 <w:webHidden/>
               </w:rPr>
-              <w:instrText xml:space="preserve"> PAGEREF _Toc244333756 \h </w:instrText>
+              <w:instrText xml:space="preserve"> PAGEREF _Toc244334383 \h </w:instrText>
             </w:r>
             <w:r>
               <w:rPr>
@@ -501,7 +501,7 @@
               <w14:ligatures w14:val="standardContextual"/>
             </w:rPr>
           </w:pPr>
-          <w:hyperlink w:anchor="_Toc244333757" w:history="1">
+          <w:hyperlink w:anchor="_Toc244334384" w:history="1">
             <w:r>
               <w:rPr>
                 <w:rStyle w:val="Hyperlink"/>
@@ -546,7 +546,7 @@
                 <w:noProof/>
                 <w:webHidden/>
               </w:rPr>
-              <w:instrText xml:space="preserve"> PAGEREF _Toc244333757 \h </w:instrText>
+              <w:instrText xml:space="preserve"> PAGEREF _Toc244334384 \h </w:instrText>
             </w:r>
             <w:r>
               <w:rPr>
@@ -591,7 +591,7 @@
               <w14:ligatures w14:val="standardContextual"/>
             </w:rPr>
           </w:pPr>
-          <w:hyperlink w:anchor="_Toc244333758" w:history="1">
+          <w:hyperlink w:anchor="_Toc244334385" w:history="1">
             <w:r>
               <w:rPr>
                 <w:rStyle w:val="Hyperlink"/>
@@ -676,7 +676,7 @@
                 <w:noProof/>
                 <w:webHidden/>
               </w:rPr>
-              <w:instrText xml:space="preserve"> PAGEREF _Toc244333758 \h </w:instrText>
+              <w:instrText xml:space="preserve"> PAGEREF _Toc244334385 \h </w:instrText>
             </w:r>
             <w:r>
               <w:rPr>
@@ -721,7 +721,7 @@
               <w14:ligatures w14:val="standardContextual"/>
             </w:rPr>
           </w:pPr>
-          <w:hyperlink w:anchor="_Toc244333759" w:history="1">
+          <w:hyperlink w:anchor="_Toc244334386" w:history="1">
             <w:r>
               <w:rPr>
                 <w:rStyle w:val="Hyperlink"/>
@@ -766,7 +766,7 @@
                 <w:noProof/>
                 <w:webHidden/>
               </w:rPr>
-              <w:instrText xml:space="preserve"> PAGEREF _Toc244333759 \h </w:instrText>
+              <w:instrText xml:space="preserve"> PAGEREF _Toc244334386 \h </w:instrText>
             </w:r>
             <w:r>
               <w:rPr>
@@ -811,7 +811,7 @@
               <w14:ligatures w14:val="standardContextual"/>
             </w:rPr>
           </w:pPr>
-          <w:hyperlink w:anchor="_Toc244333760" w:history="1">
+          <w:hyperlink w:anchor="_Toc244334387" w:history="1">
             <w:r>
               <w:rPr>
                 <w:rStyle w:val="Hyperlink"/>
@@ -866,7 +866,7 @@
                 <w:noProof/>
                 <w:webHidden/>
               </w:rPr>
-              <w:instrText xml:space="preserve"> PAGEREF _Toc244333760 \h </w:instrText>
+              <w:instrText xml:space="preserve"> PAGEREF _Toc244334387 \h </w:instrText>
             </w:r>
             <w:r>
               <w:rPr>
@@ -911,7 +911,7 @@
               <w14:ligatures w14:val="standardContextual"/>
             </w:rPr>
           </w:pPr>
-          <w:hyperlink w:anchor="_Toc244333761" w:history="1">
+          <w:hyperlink w:anchor="_Toc244334388" w:history="1">
             <w:r>
               <w:rPr>
                 <w:rStyle w:val="Hyperlink"/>
@@ -956,7 +956,7 @@
                 <w:noProof/>
                 <w:webHidden/>
               </w:rPr>
-              <w:instrText xml:space="preserve"> PAGEREF _Toc244333761 \h </w:instrText>
+              <w:instrText xml:space="preserve"> PAGEREF _Toc244334388 \h </w:instrText>
             </w:r>
             <w:r>
               <w:rPr>
@@ -1001,7 +1001,7 @@
               <w14:ligatures w14:val="standardContextual"/>
             </w:rPr>
           </w:pPr>
-          <w:hyperlink w:anchor="_Toc244333762" w:history="1">
+          <w:hyperlink w:anchor="_Toc244334389" w:history="1">
             <w:r>
               <w:rPr>
                 <w:rStyle w:val="Hyperlink"/>
@@ -1046,7 +1046,7 @@
                 <w:noProof/>
                 <w:webHidden/>
               </w:rPr>
-              <w:instrText xml:space="preserve"> PAGEREF _Toc244333762 \h </w:instrText>
+              <w:instrText xml:space="preserve"> PAGEREF _Toc244334389 \h </w:instrText>
             </w:r>
             <w:r>
               <w:rPr>
@@ -1091,7 +1091,7 @@
               <w14:ligatures w14:val="standardContextual"/>
             </w:rPr>
           </w:pPr>
-          <w:hyperlink w:anchor="_Toc244333763" w:history="1">
+          <w:hyperlink w:anchor="_Toc244334390" w:history="1">
             <w:r>
               <w:rPr>
                 <w:rStyle w:val="Hyperlink"/>
@@ -1146,7 +1146,7 @@
                 <w:noProof/>
                 <w:webHidden/>
               </w:rPr>
-              <w:instrText xml:space="preserve"> PAGEREF _Toc244333763 \h </w:instrText>
+              <w:instrText xml:space="preserve"> PAGEREF _Toc244334390 \h </w:instrText>
             </w:r>
             <w:r>
               <w:rPr>
@@ -1191,7 +1191,7 @@
               <w14:ligatures w14:val="standardContextual"/>
             </w:rPr>
           </w:pPr>
-          <w:hyperlink w:anchor="_Toc244333764" w:history="1">
+          <w:hyperlink w:anchor="_Toc244334391" w:history="1">
             <w:r>
               <w:rPr>
                 <w:rStyle w:val="Hyperlink"/>
@@ -1236,7 +1236,7 @@
                 <w:noProof/>
                 <w:webHidden/>
               </w:rPr>
-              <w:instrText xml:space="preserve"> PAGEREF _Toc244333764 \h </w:instrText>
+              <w:instrText xml:space="preserve"> PAGEREF _Toc244334391 \h </w:instrText>
             </w:r>
             <w:r>
               <w:rPr>
@@ -1281,7 +1281,7 @@
               <w14:ligatures w14:val="standardContextual"/>
             </w:rPr>
           </w:pPr>
-          <w:hyperlink w:anchor="_Toc244333765" w:history="1">
+          <w:hyperlink w:anchor="_Toc244334392" w:history="1">
             <w:r>
               <w:rPr>
                 <w:rStyle w:val="Hyperlink"/>
@@ -1373,7 +1373,7 @@
                 <w:noProof/>
                 <w:webHidden/>
               </w:rPr>
-              <w:instrText xml:space="preserve"> PAGEREF _Toc244333765 \h </w:instrText>
+              <w:instrText xml:space="preserve"> PAGEREF _Toc244334392 \h </w:instrText>
             </w:r>
             <w:r>
               <w:rPr>
@@ -1418,7 +1418,7 @@
               <w14:ligatures w14:val="standardContextual"/>
             </w:rPr>
           </w:pPr>
-          <w:hyperlink w:anchor="_Toc244333766" w:history="1">
+          <w:hyperlink w:anchor="_Toc244334393" w:history="1">
             <w:r>
               <w:rPr>
                 <w:rStyle w:val="Hyperlink"/>
@@ -1574,7 +1574,7 @@
                 <w:noProof/>
                 <w:webHidden/>
               </w:rPr>
-              <w:instrText xml:space="preserve"> PAGEREF _Toc244333766 \h </w:instrText>
+              <w:instrText xml:space="preserve"> PAGEREF _Toc244334393 \h </w:instrText>
             </w:r>
             <w:r>
               <w:rPr>
@@ -1619,7 +1619,7 @@
               <w14:ligatures w14:val="standardContextual"/>
             </w:rPr>
           </w:pPr>
-          <w:hyperlink w:anchor="_Toc244333767" w:history="1">
+          <w:hyperlink w:anchor="_Toc244334394" w:history="1">
             <w:r>
               <w:rPr>
                 <w:rStyle w:val="Hyperlink"/>
@@ -1674,7 +1674,7 @@
                 <w:noProof/>
                 <w:webHidden/>
               </w:rPr>
-              <w:instrText xml:space="preserve"> PAGEREF _Toc244333767 \h </w:instrText>
+              <w:instrText xml:space="preserve"> PAGEREF _Toc244334394 \h </w:instrText>
             </w:r>
             <w:r>
               <w:rPr>
@@ -1719,7 +1719,7 @@
               <w14:ligatures w14:val="standardContextual"/>
             </w:rPr>
           </w:pPr>
-          <w:hyperlink w:anchor="_Toc244333768" w:history="1">
+          <w:hyperlink w:anchor="_Toc244334395" w:history="1">
             <w:r>
               <w:rPr>
                 <w:rStyle w:val="Hyperlink"/>
@@ -1764,7 +1764,7 @@
                 <w:noProof/>
                 <w:webHidden/>
               </w:rPr>
-              <w:instrText xml:space="preserve"> PAGEREF _Toc244333768 \h </w:instrText>
+              <w:instrText xml:space="preserve"> PAGEREF _Toc244334395 \h </w:instrText>
             </w:r>
             <w:r>
               <w:rPr>
@@ -1809,7 +1809,7 @@
               <w14:ligatures w14:val="standardContextual"/>
             </w:rPr>
           </w:pPr>
-          <w:hyperlink w:anchor="_Toc244333769" w:history="1">
+          <w:hyperlink w:anchor="_Toc244334396" w:history="1">
             <w:r>
               <w:rPr>
                 <w:rStyle w:val="Hyperlink"/>
@@ -1912,7 +1912,7 @@
                 <w:noProof/>
                 <w:webHidden/>
               </w:rPr>
-              <w:instrText xml:space="preserve"> PAGEREF _Toc244333769 \h </w:instrText>
+              <w:instrText xml:space="preserve"> PAGEREF _Toc244334396 \h </w:instrText>
             </w:r>
             <w:r>
               <w:rPr>
@@ -1957,7 +1957,7 @@
               <w14:ligatures w14:val="standardContextual"/>
             </w:rPr>
           </w:pPr>
-          <w:hyperlink w:anchor="_Toc244333770" w:history="1">
+          <w:hyperlink w:anchor="_Toc244334397" w:history="1">
             <w:r>
               <w:rPr>
                 <w:rStyle w:val="Hyperlink"/>
@@ -2012,7 +2012,7 @@
                 <w:noProof/>
                 <w:webHidden/>
               </w:rPr>
-              <w:instrText xml:space="preserve"> PAGEREF _Toc244333770 \h </w:instrText>
+              <w:instrText xml:space="preserve"> PAGEREF _Toc244334397 \h </w:instrText>
             </w:r>
             <w:r>
               <w:rPr>
@@ -2057,7 +2057,7 @@
               <w14:ligatures w14:val="standardContextual"/>
             </w:rPr>
           </w:pPr>
-          <w:hyperlink w:anchor="_Toc244333771" w:history="1">
+          <w:hyperlink w:anchor="_Toc244334398" w:history="1">
             <w:r>
               <w:rPr>
                 <w:rStyle w:val="Hyperlink"/>
@@ -2102,7 +2102,7 @@
                 <w:noProof/>
                 <w:webHidden/>
               </w:rPr>
-              <w:instrText xml:space="preserve"> PAGEREF _Toc244333771 \h </w:instrText>
+              <w:instrText xml:space="preserve"> PAGEREF _Toc244334398 \h </w:instrText>
             </w:r>
             <w:r>
               <w:rPr>
@@ -2147,7 +2147,7 @@
               <w14:ligatures w14:val="standardContextual"/>
             </w:rPr>
           </w:pPr>
-          <w:hyperlink w:anchor="_Toc244333772" w:history="1">
+          <w:hyperlink w:anchor="_Toc244334399" w:history="1">
             <w:r>
               <w:rPr>
                 <w:rStyle w:val="Hyperlink"/>
@@ -2192,7 +2192,7 @@
                 <w:noProof/>
                 <w:webHidden/>
               </w:rPr>
-              <w:instrText xml:space="preserve"> PAGEREF _Toc244333772 \h </w:instrText>
+              <w:instrText xml:space="preserve"> PAGEREF _Toc244334399 \h </w:instrText>
             </w:r>
             <w:r>
               <w:rPr>
@@ -2237,7 +2237,7 @@
               <w14:ligatures w14:val="standardContextual"/>
             </w:rPr>
           </w:pPr>
-          <w:hyperlink w:anchor="_Toc244333773" w:history="1">
+          <w:hyperlink w:anchor="_Toc244334400" w:history="1">
             <w:r>
               <w:rPr>
                 <w:rStyle w:val="Hyperlink"/>
@@ -2282,7 +2282,7 @@
                 <w:noProof/>
                 <w:webHidden/>
               </w:rPr>
-              <w:instrText xml:space="preserve"> PAGEREF _Toc244333773 \h </w:instrText>
+              <w:instrText xml:space="preserve"> PAGEREF _Toc244334400 \h </w:instrText>
             </w:r>
             <w:r>
               <w:rPr>
@@ -2302,7 +2302,7 @@
                 <w:noProof/>
                 <w:webHidden/>
               </w:rPr>
-              <w:t>7</w:t>
+              <w:t>6</w:t>
             </w:r>
             <w:r>
               <w:rPr>
@@ -2327,7 +2327,7 @@
               <w14:ligatures w14:val="standardContextual"/>
             </w:rPr>
           </w:pPr>
-          <w:hyperlink w:anchor="_Toc244333774" w:history="1">
+          <w:hyperlink w:anchor="_Toc244334401" w:history="1">
             <w:r>
               <w:rPr>
                 <w:rStyle w:val="Hyperlink"/>
@@ -2372,7 +2372,7 @@
                 <w:noProof/>
                 <w:webHidden/>
               </w:rPr>
-              <w:instrText xml:space="preserve"> PAGEREF _Toc244333774 \h </w:instrText>
+              <w:instrText xml:space="preserve"> PAGEREF _Toc244334401 \h </w:instrText>
             </w:r>
             <w:r>
               <w:rPr>
@@ -2417,7 +2417,7 @@
               <w14:ligatures w14:val="standardContextual"/>
             </w:rPr>
           </w:pPr>
-          <w:hyperlink w:anchor="_Toc244333775" w:history="1">
+          <w:hyperlink w:anchor="_Toc244334402" w:history="1">
             <w:r>
               <w:rPr>
                 <w:rStyle w:val="Hyperlink"/>
@@ -2462,7 +2462,7 @@
                 <w:noProof/>
                 <w:webHidden/>
               </w:rPr>
-              <w:instrText xml:space="preserve"> PAGEREF _Toc244333775 \h </w:instrText>
+              <w:instrText xml:space="preserve"> PAGEREF _Toc244334402 \h </w:instrText>
             </w:r>
             <w:r>
               <w:rPr>
@@ -2507,7 +2507,7 @@
               <w14:ligatures w14:val="standardContextual"/>
             </w:rPr>
           </w:pPr>
-          <w:hyperlink w:anchor="_Toc244333776" w:history="1">
+          <w:hyperlink w:anchor="_Toc244334403" w:history="1">
             <w:r>
               <w:rPr>
                 <w:rStyle w:val="Hyperlink"/>
@@ -2552,7 +2552,7 @@
                 <w:noProof/>
                 <w:webHidden/>
               </w:rPr>
-              <w:instrText xml:space="preserve"> PAGEREF _Toc244333776 \h </w:instrText>
+              <w:instrText xml:space="preserve"> PAGEREF _Toc244334403 \h </w:instrText>
             </w:r>
             <w:r>
               <w:rPr>
@@ -2597,7 +2597,7 @@
               <w14:ligatures w14:val="standardContextual"/>
             </w:rPr>
           </w:pPr>
-          <w:hyperlink w:anchor="_Toc244333777" w:history="1">
+          <w:hyperlink w:anchor="_Toc244334404" w:history="1">
             <w:r>
               <w:rPr>
                 <w:rStyle w:val="Hyperlink"/>
@@ -2642,7 +2642,7 @@
                 <w:noProof/>
                 <w:webHidden/>
               </w:rPr>
-              <w:instrText xml:space="preserve"> PAGEREF _Toc244333777 \h </w:instrText>
+              <w:instrText xml:space="preserve"> PAGEREF _Toc244334404 \h </w:instrText>
             </w:r>
             <w:r>
               <w:rPr>
@@ -2687,7 +2687,7 @@
               <w14:ligatures w14:val="standardContextual"/>
             </w:rPr>
           </w:pPr>
-          <w:hyperlink w:anchor="_Toc244333778" w:history="1">
+          <w:hyperlink w:anchor="_Toc244334405" w:history="1">
             <w:r>
               <w:rPr>
                 <w:rStyle w:val="Hyperlink"/>
@@ -2732,7 +2732,7 @@
                 <w:noProof/>
                 <w:webHidden/>
               </w:rPr>
-              <w:instrText xml:space="preserve"> PAGEREF _Toc244333778 \h </w:instrText>
+              <w:instrText xml:space="preserve"> PAGEREF _Toc244334405 \h </w:instrText>
             </w:r>
             <w:r>
               <w:rPr>
@@ -2777,7 +2777,7 @@
               <w14:ligatures w14:val="standardContextual"/>
             </w:rPr>
           </w:pPr>
-          <w:hyperlink w:anchor="_Toc244333779" w:history="1">
+          <w:hyperlink w:anchor="_Toc244334406" w:history="1">
             <w:r>
               <w:rPr>
                 <w:rStyle w:val="Hyperlink"/>
@@ -2822,7 +2822,7 @@
                 <w:noProof/>
                 <w:webHidden/>
               </w:rPr>
-              <w:instrText xml:space="preserve"> PAGEREF _Toc244333779 \h </w:instrText>
+              <w:instrText xml:space="preserve"> PAGEREF _Toc244334406 \h </w:instrText>
             </w:r>
             <w:r>
               <w:rPr>
@@ -2842,7 +2842,7 @@
                 <w:noProof/>
                 <w:webHidden/>
               </w:rPr>
-              <w:t>8</w:t>
+              <w:t>7</w:t>
             </w:r>
             <w:r>
               <w:rPr>
@@ -2867,7 +2867,7 @@
               <w14:ligatures w14:val="standardContextual"/>
             </w:rPr>
           </w:pPr>
-          <w:hyperlink w:anchor="_Toc244333780" w:history="1">
+          <w:hyperlink w:anchor="_Toc244334407" w:history="1">
             <w:r>
               <w:rPr>
                 <w:rStyle w:val="Hyperlink"/>
@@ -2912,7 +2912,7 @@
                 <w:noProof/>
                 <w:webHidden/>
               </w:rPr>
-              <w:instrText xml:space="preserve"> PAGEREF _Toc244333780 \h </w:instrText>
+              <w:instrText xml:space="preserve"> PAGEREF _Toc244334407 \h </w:instrText>
             </w:r>
             <w:r>
               <w:rPr>
@@ -2957,7 +2957,7 @@
               <w14:ligatures w14:val="standardContextual"/>
             </w:rPr>
           </w:pPr>
-          <w:hyperlink w:anchor="_Toc244333781" w:history="1">
+          <w:hyperlink w:anchor="_Toc244334408" w:history="1">
             <w:r>
               <w:rPr>
                 <w:rStyle w:val="Hyperlink"/>
@@ -3002,7 +3002,7 @@
                 <w:noProof/>
                 <w:webHidden/>
               </w:rPr>
-              <w:instrText xml:space="preserve"> PAGEREF _Toc244333781 \h </w:instrText>
+              <w:instrText xml:space="preserve"> PAGEREF _Toc244334408 \h </w:instrText>
             </w:r>
             <w:r>
               <w:rPr>
@@ -3047,7 +3047,7 @@
               <w14:ligatures w14:val="standardContextual"/>
             </w:rPr>
           </w:pPr>
-          <w:hyperlink w:anchor="_Toc244333782" w:history="1">
+          <w:hyperlink w:anchor="_Toc244334409" w:history="1">
             <w:r>
               <w:rPr>
                 <w:rStyle w:val="Hyperlink"/>
@@ -3092,7 +3092,7 @@
                 <w:noProof/>
                 <w:webHidden/>
               </w:rPr>
-              <w:instrText xml:space="preserve"> PAGEREF _Toc244333782 \h </w:instrText>
+              <w:instrText xml:space="preserve"> PAGEREF _Toc244334409 \h </w:instrText>
             </w:r>
             <w:r>
               <w:rPr>
@@ -3112,7 +3112,7 @@
                 <w:noProof/>
                 <w:webHidden/>
               </w:rPr>
-              <w:t>9</w:t>
+              <w:t>8</w:t>
             </w:r>
             <w:r>
               <w:rPr>
@@ -3137,7 +3137,7 @@
               <w14:ligatures w14:val="standardContextual"/>
             </w:rPr>
           </w:pPr>
-          <w:hyperlink w:anchor="_Toc244333783" w:history="1">
+          <w:hyperlink w:anchor="_Toc244334410" w:history="1">
             <w:r>
               <w:rPr>
                 <w:rStyle w:val="Hyperlink"/>
@@ -3182,7 +3182,7 @@
                 <w:noProof/>
                 <w:webHidden/>
               </w:rPr>
-              <w:instrText xml:space="preserve"> PAGEREF _Toc244333783 \h </w:instrText>
+              <w:instrText xml:space="preserve"> PAGEREF _Toc244334410 \h </w:instrText>
             </w:r>
             <w:r>
               <w:rPr>
@@ -3227,7 +3227,7 @@
               <w14:ligatures w14:val="standardContextual"/>
             </w:rPr>
           </w:pPr>
-          <w:hyperlink w:anchor="_Toc244333784" w:history="1">
+          <w:hyperlink w:anchor="_Toc244334411" w:history="1">
             <w:r>
               <w:rPr>
                 <w:rStyle w:val="Hyperlink"/>
@@ -3272,7 +3272,7 @@
                 <w:noProof/>
                 <w:webHidden/>
               </w:rPr>
-              <w:instrText xml:space="preserve"> PAGEREF _Toc244333784 \h </w:instrText>
+              <w:instrText xml:space="preserve"> PAGEREF _Toc244334411 \h </w:instrText>
             </w:r>
             <w:r>
               <w:rPr>
@@ -3334,7 +3334,7 @@
         </w:rPr>
       </w:pPr>
       <w:bookmarkStart w:id="0" w:name="X8144a72b280af6e6856e53b194adfb971876d70"/>
-      <w:bookmarkStart w:id="1" w:name="_Toc244333753"/>
+      <w:bookmarkStart w:id="1" w:name="_Toc244334380"/>
       <w:r>
         <w:rPr>
           <w:rStyle w:val="SectionNumber"/>
@@ -3342,6 +3342,7 @@
           <w:sz w:val="22"/>
           <w:szCs w:val="22"/>
         </w:rPr>
+        <w:lastRenderedPageBreak/>
         <w:t>1</w:t>
       </w:r>
       <w:r>
@@ -3445,15 +3446,7 @@
             <w:sz w:val="22"/>
             <w:szCs w:val="22"/>
           </w:rPr>
-          <m:t>h</m:t>
-        </m:r>
-        <m:r>
-          <w:rPr>
-            <w:rFonts w:ascii="Cambria Math" w:hAnsi="Cambria Math" w:cs="Times New Roman"/>
-            <w:sz w:val="22"/>
-            <w:szCs w:val="22"/>
-          </w:rPr>
-          <m:t>ν</m:t>
+          <m:t>hν</m:t>
         </m:r>
       </m:oMath>
       <w:r>
@@ -3770,15 +3763,7 @@
           <w:sz w:val="22"/>
           <w:szCs w:val="22"/>
         </w:rPr>
-        <w:t xml:space="preserve"> eV. Part IV generalizes the same closed-form template to four further spectral/mechanical regimes — magnetron/radio- frequency, microwave, acoustic phonon, and, via a simpler proportional ansatz, gamma-ray — reproducing the multi-band survey of the original working notes under a single, internally consistent sign convention. Part V states, without qualification, the scope of what has and has not been demonstrated, including the specific quantitative objections raised by an independent critical review of th</w:t>
-      </w:r>
-      <w:r>
-        <w:rPr>
-          <w:rFonts w:ascii="Times New Roman" w:hAnsi="Times New Roman" w:cs="Times New Roman"/>
-          <w:sz w:val="22"/>
-          <w:szCs w:val="22"/>
-        </w:rPr>
-        <w:t>is multi-band construction.</w:t>
+        <w:t xml:space="preserve"> eV. Part IV generalizes the same closed-form template to four further spectral/mechanical regimes — magnetron/radio- frequency, microwave, acoustic phonon, and, via a simpler proportional ansatz, gamma-ray — reproducing the multi-band survey of the original working notes under a single, internally consistent sign convention. Part V states, without qualification, the scope of what has and has not been demonstrated, including the specific quantitative objections raised by an independent critical review of this multi-band construction.</w:t>
       </w:r>
     </w:p>
     <w:p>
@@ -3792,7 +3777,7 @@
         </w:rPr>
       </w:pPr>
       <w:bookmarkStart w:id="2" w:name="X8b7166c6e975ef19292007413859c8fb61e099f"/>
-      <w:bookmarkStart w:id="3" w:name="_Toc244333754"/>
+      <w:bookmarkStart w:id="3" w:name="_Toc244334381"/>
       <w:bookmarkEnd w:id="0"/>
       <w:r>
         <w:rPr>
@@ -3801,7 +3786,6 @@
           <w:sz w:val="22"/>
           <w:szCs w:val="22"/>
         </w:rPr>
-        <w:lastRenderedPageBreak/>
         <w:t>2</w:t>
       </w:r>
       <w:r>
@@ -3826,7 +3810,7 @@
         </w:rPr>
       </w:pPr>
       <w:bookmarkStart w:id="4" w:name="recap-of-the-standard-derivation"/>
-      <w:bookmarkStart w:id="5" w:name="_Toc244333755"/>
+      <w:bookmarkStart w:id="5" w:name="_Toc244334382"/>
       <w:r>
         <w:rPr>
           <w:rStyle w:val="SectionNumber"/>
@@ -4292,23 +4276,7 @@
             <w:sz w:val="22"/>
             <w:szCs w:val="22"/>
           </w:rPr>
-          <m:t>n</m:t>
-        </m:r>
-        <m:r>
-          <w:rPr>
-            <w:rFonts w:ascii="Cambria Math" w:hAnsi="Cambria Math" w:cs="Times New Roman"/>
-            <w:sz w:val="22"/>
-            <w:szCs w:val="22"/>
-          </w:rPr>
-          <m:t> h </m:t>
-        </m:r>
-        <m:r>
-          <w:rPr>
-            <w:rFonts w:ascii="Cambria Math" w:hAnsi="Cambria Math" w:cs="Times New Roman"/>
-            <w:sz w:val="22"/>
-            <w:szCs w:val="22"/>
-          </w:rPr>
-          <m:t>ν</m:t>
+          <m:t>n h ν</m:t>
         </m:r>
       </m:oMath>
       <w:r>
@@ -4647,23 +4615,7 @@
                       <w:sz w:val="22"/>
                       <w:szCs w:val="22"/>
                     </w:rPr>
-                    <m:t>n</m:t>
-                  </m:r>
-                  <m:r>
-                    <w:rPr>
-                      <w:rFonts w:ascii="Cambria Math" w:hAnsi="Cambria Math" w:cs="Times New Roman"/>
-                      <w:sz w:val="22"/>
-                      <w:szCs w:val="22"/>
-                    </w:rPr>
-                    <m:t>h</m:t>
-                  </m:r>
-                  <m:r>
-                    <w:rPr>
-                      <w:rFonts w:ascii="Cambria Math" w:hAnsi="Cambria Math" w:cs="Times New Roman"/>
-                      <w:sz w:val="22"/>
-                      <w:szCs w:val="22"/>
-                    </w:rPr>
-                    <m:t>ν</m:t>
+                    <m:t>nhν</m:t>
                   </m:r>
                   <m:r>
                     <m:rPr>
@@ -4808,15 +4760,7 @@
                       <w:sz w:val="22"/>
                       <w:szCs w:val="22"/>
                     </w:rPr>
-                    <m:t>h</m:t>
-                  </m:r>
-                  <m:r>
-                    <w:rPr>
-                      <w:rFonts w:ascii="Cambria Math" w:hAnsi="Cambria Math" w:cs="Times New Roman"/>
-                      <w:sz w:val="22"/>
-                      <w:szCs w:val="22"/>
-                    </w:rPr>
-                    <m:t>ν</m:t>
+                    <m:t>hν</m:t>
                   </m:r>
                   <m:r>
                     <m:rPr>
@@ -4964,29 +4908,7 @@
             <w:sz w:val="22"/>
             <w:szCs w:val="22"/>
           </w:rPr>
-          <m:t>)</m:t>
-        </m:r>
-        <m:r>
-          <m:rPr>
-            <m:sty m:val="p"/>
-          </m:rPr>
-          <w:rPr>
-            <w:rFonts w:ascii="Cambria Math" w:hAnsi="Cambria Math" w:cs="Times New Roman"/>
-            <w:sz w:val="22"/>
-            <w:szCs w:val="22"/>
-          </w:rPr>
-          <m:t>⟩</m:t>
-        </m:r>
-        <m:r>
-          <m:rPr>
-            <m:sty m:val="p"/>
-          </m:rPr>
-          <w:rPr>
-            <w:rFonts w:ascii="Cambria Math" w:hAnsi="Cambria Math" w:cs="Times New Roman"/>
-            <w:sz w:val="22"/>
-            <w:szCs w:val="22"/>
-          </w:rPr>
-          <m:t>=</m:t>
+          <m:t>)⟩=</m:t>
         </m:r>
         <m:f>
           <m:fPr>
@@ -5005,15 +4927,7 @@
                 <w:sz w:val="22"/>
                 <w:szCs w:val="22"/>
               </w:rPr>
-              <m:t>h</m:t>
-            </m:r>
-            <m:r>
-              <w:rPr>
-                <w:rFonts w:ascii="Cambria Math" w:hAnsi="Cambria Math" w:cs="Times New Roman"/>
-                <w:sz w:val="22"/>
-                <w:szCs w:val="22"/>
-              </w:rPr>
-              <m:t>ν</m:t>
+              <m:t>hν</m:t>
             </m:r>
           </m:num>
           <m:den>
@@ -5044,15 +4958,7 @@
                     <w:sz w:val="22"/>
                     <w:szCs w:val="22"/>
                   </w:rPr>
-                  <m:t>h</m:t>
-                </m:r>
-                <m:r>
-                  <w:rPr>
-                    <w:rFonts w:ascii="Cambria Math" w:hAnsi="Cambria Math" w:cs="Times New Roman"/>
-                    <w:sz w:val="22"/>
-                    <w:szCs w:val="22"/>
-                  </w:rPr>
-                  <m:t>ν</m:t>
+                  <m:t>hν</m:t>
                 </m:r>
                 <m:r>
                   <m:rPr>
@@ -5207,15 +5113,7 @@
             <w:sz w:val="22"/>
             <w:szCs w:val="22"/>
           </w:rPr>
-          <m:t>8</m:t>
-        </m:r>
-        <m:r>
-          <w:rPr>
-            <w:rFonts w:ascii="Cambria Math" w:hAnsi="Cambria Math" w:cs="Times New Roman"/>
-            <w:sz w:val="22"/>
-            <w:szCs w:val="22"/>
-          </w:rPr>
-          <m:t>π</m:t>
+          <m:t>8π</m:t>
         </m:r>
         <m:sSup>
           <m:sSupPr>
@@ -5407,15 +5305,7 @@
                   <w:sz w:val="22"/>
                   <w:szCs w:val="22"/>
                 </w:rPr>
-                <m:t>8</m:t>
-              </m:r>
-              <m:r>
-                <w:rPr>
-                  <w:rFonts w:ascii="Cambria Math" w:hAnsi="Cambria Math" w:cs="Times New Roman"/>
-                  <w:sz w:val="22"/>
-                  <w:szCs w:val="22"/>
-                </w:rPr>
-                <m:t>π</m:t>
+                <m:t>8π</m:t>
               </m:r>
               <m:sSup>
                 <m:sSupPr>
@@ -5511,15 +5401,7 @@
                   <w:sz w:val="22"/>
                   <w:szCs w:val="22"/>
                 </w:rPr>
-                <m:t>h</m:t>
-              </m:r>
-              <m:r>
-                <w:rPr>
-                  <w:rFonts w:ascii="Cambria Math" w:hAnsi="Cambria Math" w:cs="Times New Roman"/>
-                  <w:sz w:val="22"/>
-                  <w:szCs w:val="22"/>
-                </w:rPr>
-                <m:t>ν</m:t>
+                <m:t>hν</m:t>
               </m:r>
             </m:num>
             <m:den>
@@ -5550,15 +5432,7 @@
                       <w:sz w:val="22"/>
                       <w:szCs w:val="22"/>
                     </w:rPr>
-                    <m:t>h</m:t>
-                  </m:r>
-                  <m:r>
-                    <w:rPr>
-                      <w:rFonts w:ascii="Cambria Math" w:hAnsi="Cambria Math" w:cs="Times New Roman"/>
-                      <w:sz w:val="22"/>
-                      <w:szCs w:val="22"/>
-                    </w:rPr>
-                    <m:t>ν</m:t>
+                    <m:t>hν</m:t>
                   </m:r>
                   <m:r>
                     <m:rPr>
@@ -5713,7 +5587,7 @@
         </w:rPr>
       </w:pPr>
       <w:bookmarkStart w:id="6" w:name="X581fe9d999895fe19bb56fb3541915e30dcbd9a"/>
-      <w:bookmarkStart w:id="7" w:name="_Toc244333756"/>
+      <w:bookmarkStart w:id="7" w:name="_Toc244334383"/>
       <w:bookmarkEnd w:id="4"/>
       <w:r>
         <w:rPr>
@@ -5995,23 +5869,7 @@
                   <w:sz w:val="22"/>
                   <w:szCs w:val="22"/>
                 </w:rPr>
-                <m:t>n</m:t>
-              </m:r>
-              <m:r>
-                <w:rPr>
-                  <w:rFonts w:ascii="Cambria Math" w:hAnsi="Cambria Math" w:cs="Times New Roman"/>
-                  <w:sz w:val="22"/>
-                  <w:szCs w:val="22"/>
-                </w:rPr>
-                <m:t> </m:t>
-              </m:r>
-              <m:r>
-                <w:rPr>
-                  <w:rFonts w:ascii="Cambria Math" w:hAnsi="Cambria Math" w:cs="Times New Roman"/>
-                  <w:sz w:val="22"/>
-                  <w:szCs w:val="22"/>
-                </w:rPr>
-                <m:t>ε</m:t>
+                <m:t>n ε</m:t>
               </m:r>
               <m:r>
                 <m:rPr>
@@ -6049,15 +5907,7 @@
                   <w:sz w:val="22"/>
                   <w:szCs w:val="22"/>
                 </w:rPr>
-                <m:t>  </m:t>
-              </m:r>
-              <m:r>
-                <w:rPr>
-                  <w:rFonts w:ascii="Cambria Math" w:hAnsi="Cambria Math" w:cs="Times New Roman"/>
-                  <w:sz w:val="22"/>
-                  <w:szCs w:val="22"/>
-                </w:rPr>
-                <m:t>ε</m:t>
+                <m:t>  ε</m:t>
               </m:r>
               <m:r>
                 <m:rPr>
@@ -6095,15 +5945,7 @@
                   <w:sz w:val="22"/>
                   <w:szCs w:val="22"/>
                 </w:rPr>
-                <m:t>ν</m:t>
-              </m:r>
-              <m:r>
-                <w:rPr>
-                  <w:rFonts w:ascii="Cambria Math" w:hAnsi="Cambria Math" w:cs="Times New Roman"/>
-                  <w:sz w:val="22"/>
-                  <w:szCs w:val="22"/>
-                </w:rPr>
-                <m:t> h</m:t>
+                <m:t>ν h</m:t>
               </m:r>
               <m:r>
                 <m:rPr>
@@ -6141,15 +5983,7 @@
                   <w:sz w:val="22"/>
                   <w:szCs w:val="22"/>
                 </w:rPr>
-                <m:t>  </m:t>
-              </m:r>
-              <m:r>
-                <w:rPr>
-                  <w:rFonts w:ascii="Cambria Math" w:hAnsi="Cambria Math" w:cs="Times New Roman"/>
-                  <w:sz w:val="22"/>
-                  <w:szCs w:val="22"/>
-                </w:rPr>
-                <m:t>n</m:t>
+                <m:t>  n</m:t>
               </m:r>
               <m:r>
                 <m:rPr>
@@ -6298,7 +6132,7 @@
         </w:rPr>
       </w:pPr>
       <w:bookmarkStart w:id="8" w:name="X2eae52f17035aba5df09d5a4d57f3c4f2b29ac3"/>
-      <w:bookmarkStart w:id="9" w:name="_Toc244333757"/>
+      <w:bookmarkStart w:id="9" w:name="_Toc244334384"/>
       <w:r>
         <w:rPr>
           <w:rStyle w:val="SectionNumber"/>
@@ -6362,15 +6196,7 @@
             <w:sz w:val="22"/>
             <w:szCs w:val="22"/>
           </w:rPr>
-          <m:t>h</m:t>
-        </m:r>
-        <m:r>
-          <w:rPr>
-            <w:rFonts w:ascii="Cambria Math" w:hAnsi="Cambria Math" w:cs="Times New Roman"/>
-            <w:sz w:val="22"/>
-            <w:szCs w:val="22"/>
-          </w:rPr>
-          <m:t>ν</m:t>
+          <m:t>hν</m:t>
         </m:r>
       </m:oMath>
       <w:r>
@@ -7996,29 +7822,7 @@
               <w:sz w:val="22"/>
               <w:szCs w:val="22"/>
             </w:rPr>
-            <m:t>)</m:t>
-          </m:r>
-          <m:r>
-            <m:rPr>
-              <m:sty m:val="p"/>
-            </m:rPr>
-            <w:rPr>
-              <w:rFonts w:ascii="Cambria Math" w:hAnsi="Cambria Math" w:cs="Times New Roman"/>
-              <w:sz w:val="22"/>
-              <w:szCs w:val="22"/>
-            </w:rPr>
-            <m:t>⟩</m:t>
-          </m:r>
-          <m:r>
-            <m:rPr>
-              <m:sty m:val="p"/>
-            </m:rPr>
-            <w:rPr>
-              <w:rFonts w:ascii="Cambria Math" w:hAnsi="Cambria Math" w:cs="Times New Roman"/>
-              <w:sz w:val="22"/>
-              <w:szCs w:val="22"/>
-            </w:rPr>
-            <m:t>=</m:t>
+            <m:t>)⟩=</m:t>
           </m:r>
           <m:r>
             <w:rPr>
@@ -8430,6 +8234,7 @@
           <w:sz w:val="22"/>
           <w:szCs w:val="22"/>
         </w:rPr>
+        <w:lastRenderedPageBreak/>
         <w:t>Mean occupation number.</w:t>
       </w:r>
       <w:r>
@@ -8488,7 +8293,15 @@
             <w:sz w:val="22"/>
             <w:szCs w:val="22"/>
           </w:rPr>
-          <m:t>)</m:t>
+          <m:t>)⟩=⟨</m:t>
+        </m:r>
+        <m:r>
+          <w:rPr>
+            <w:rFonts w:ascii="Cambria Math" w:hAnsi="Cambria Math" w:cs="Times New Roman"/>
+            <w:sz w:val="22"/>
+            <w:szCs w:val="22"/>
+          </w:rPr>
+          <m:t>n</m:t>
         </m:r>
         <m:r>
           <m:rPr>
@@ -8499,7 +8312,15 @@
             <w:sz w:val="22"/>
             <w:szCs w:val="22"/>
           </w:rPr>
-          <m:t>⟩</m:t>
+          <m:t>(</m:t>
+        </m:r>
+        <m:r>
+          <w:rPr>
+            <w:rFonts w:ascii="Cambria Math" w:hAnsi="Cambria Math" w:cs="Times New Roman"/>
+            <w:sz w:val="22"/>
+            <w:szCs w:val="22"/>
+          </w:rPr>
+          <m:t>ν</m:t>
         </m:r>
         <m:r>
           <m:rPr>
@@ -8510,7 +8331,15 @@
             <w:sz w:val="22"/>
             <w:szCs w:val="22"/>
           </w:rPr>
-          <m:t>=</m:t>
+          <m:t>)⟩</m:t>
+        </m:r>
+        <m:r>
+          <w:rPr>
+            <w:rFonts w:ascii="Cambria Math" w:hAnsi="Cambria Math" w:cs="Times New Roman"/>
+            <w:sz w:val="22"/>
+            <w:szCs w:val="22"/>
+          </w:rPr>
+          <m:t> ε</m:t>
         </m:r>
         <m:r>
           <m:rPr>
@@ -8521,15 +8350,15 @@
             <w:sz w:val="22"/>
             <w:szCs w:val="22"/>
           </w:rPr>
-          <m:t>⟨</m:t>
-        </m:r>
-        <m:r>
-          <w:rPr>
-            <w:rFonts w:ascii="Cambria Math" w:hAnsi="Cambria Math" w:cs="Times New Roman"/>
-            <w:sz w:val="22"/>
-            <w:szCs w:val="22"/>
-          </w:rPr>
-          <m:t>n</m:t>
+          <m:t>(</m:t>
+        </m:r>
+        <m:r>
+          <w:rPr>
+            <w:rFonts w:ascii="Cambria Math" w:hAnsi="Cambria Math" w:cs="Times New Roman"/>
+            <w:sz w:val="22"/>
+            <w:szCs w:val="22"/>
+          </w:rPr>
+          <m:t>ν</m:t>
         </m:r>
         <m:r>
           <m:rPr>
@@ -8540,16 +8369,18 @@
             <w:sz w:val="22"/>
             <w:szCs w:val="22"/>
           </w:rPr>
-          <m:t>(</m:t>
-        </m:r>
-        <m:r>
-          <w:rPr>
-            <w:rFonts w:ascii="Cambria Math" w:hAnsi="Cambria Math" w:cs="Times New Roman"/>
-            <w:sz w:val="22"/>
-            <w:szCs w:val="22"/>
-          </w:rPr>
-          <m:t>ν</m:t>
-        </m:r>
+          <m:t>)</m:t>
+        </m:r>
+      </m:oMath>
+      <w:r>
+        <w:rPr>
+          <w:rFonts w:ascii="Times New Roman" w:hAnsi="Times New Roman" w:cs="Times New Roman"/>
+          <w:sz w:val="22"/>
+          <w:szCs w:val="22"/>
+        </w:rPr>
+        <w:t xml:space="preserve"> identifies the Bose–Einstein occupation </w:t>
+      </w:r>
+      <m:oMath>
         <m:r>
           <m:rPr>
             <m:sty m:val="p"/>
@@ -8559,7 +8390,15 @@
             <w:sz w:val="22"/>
             <w:szCs w:val="22"/>
           </w:rPr>
-          <m:t>)</m:t>
+          <m:t>⟨</m:t>
+        </m:r>
+        <m:r>
+          <w:rPr>
+            <w:rFonts w:ascii="Cambria Math" w:hAnsi="Cambria Math" w:cs="Times New Roman"/>
+            <w:sz w:val="22"/>
+            <w:szCs w:val="22"/>
+          </w:rPr>
+          <m:t>n</m:t>
         </m:r>
         <m:r>
           <m:rPr>
@@ -8570,23 +8409,15 @@
             <w:sz w:val="22"/>
             <w:szCs w:val="22"/>
           </w:rPr>
-          <m:t>⟩</m:t>
-        </m:r>
-        <m:r>
-          <w:rPr>
-            <w:rFonts w:ascii="Cambria Math" w:hAnsi="Cambria Math" w:cs="Times New Roman"/>
-            <w:sz w:val="22"/>
-            <w:szCs w:val="22"/>
-          </w:rPr>
-          <m:t> </m:t>
-        </m:r>
-        <m:r>
-          <w:rPr>
-            <w:rFonts w:ascii="Cambria Math" w:hAnsi="Cambria Math" w:cs="Times New Roman"/>
-            <w:sz w:val="22"/>
-            <w:szCs w:val="22"/>
-          </w:rPr>
-          <m:t>ε</m:t>
+          <m:t>(</m:t>
+        </m:r>
+        <m:r>
+          <w:rPr>
+            <w:rFonts w:ascii="Cambria Math" w:hAnsi="Cambria Math" w:cs="Times New Roman"/>
+            <w:sz w:val="22"/>
+            <w:szCs w:val="22"/>
+          </w:rPr>
+          <m:t>ν</m:t>
         </m:r>
         <m:r>
           <m:rPr>
@@ -8597,107 +8428,7 @@
             <w:sz w:val="22"/>
             <w:szCs w:val="22"/>
           </w:rPr>
-          <m:t>(</m:t>
-        </m:r>
-        <m:r>
-          <w:rPr>
-            <w:rFonts w:ascii="Cambria Math" w:hAnsi="Cambria Math" w:cs="Times New Roman"/>
-            <w:sz w:val="22"/>
-            <w:szCs w:val="22"/>
-          </w:rPr>
-          <m:t>ν</m:t>
-        </m:r>
-        <m:r>
-          <m:rPr>
-            <m:sty m:val="p"/>
-          </m:rPr>
-          <w:rPr>
-            <w:rFonts w:ascii="Cambria Math" w:hAnsi="Cambria Math" w:cs="Times New Roman"/>
-            <w:sz w:val="22"/>
-            <w:szCs w:val="22"/>
-          </w:rPr>
-          <m:t>)</m:t>
-        </m:r>
-      </m:oMath>
-      <w:r>
-        <w:rPr>
-          <w:rFonts w:ascii="Times New Roman" w:hAnsi="Times New Roman" w:cs="Times New Roman"/>
-          <w:sz w:val="22"/>
-          <w:szCs w:val="22"/>
-        </w:rPr>
-        <w:t xml:space="preserve"> identifies the Bose–Einstein occupation </w:t>
-      </w:r>
-      <m:oMath>
-        <m:r>
-          <m:rPr>
-            <m:sty m:val="p"/>
-          </m:rPr>
-          <w:rPr>
-            <w:rFonts w:ascii="Cambria Math" w:hAnsi="Cambria Math" w:cs="Times New Roman"/>
-            <w:sz w:val="22"/>
-            <w:szCs w:val="22"/>
-          </w:rPr>
-          <m:t>⟨</m:t>
-        </m:r>
-        <m:r>
-          <w:rPr>
-            <w:rFonts w:ascii="Cambria Math" w:hAnsi="Cambria Math" w:cs="Times New Roman"/>
-            <w:sz w:val="22"/>
-            <w:szCs w:val="22"/>
-          </w:rPr>
-          <m:t>n</m:t>
-        </m:r>
-        <m:r>
-          <m:rPr>
-            <m:sty m:val="p"/>
-          </m:rPr>
-          <w:rPr>
-            <w:rFonts w:ascii="Cambria Math" w:hAnsi="Cambria Math" w:cs="Times New Roman"/>
-            <w:sz w:val="22"/>
-            <w:szCs w:val="22"/>
-          </w:rPr>
-          <m:t>(</m:t>
-        </m:r>
-        <m:r>
-          <w:rPr>
-            <w:rFonts w:ascii="Cambria Math" w:hAnsi="Cambria Math" w:cs="Times New Roman"/>
-            <w:sz w:val="22"/>
-            <w:szCs w:val="22"/>
-          </w:rPr>
-          <m:t>ν</m:t>
-        </m:r>
-        <m:r>
-          <m:rPr>
-            <m:sty m:val="p"/>
-          </m:rPr>
-          <w:rPr>
-            <w:rFonts w:ascii="Cambria Math" w:hAnsi="Cambria Math" w:cs="Times New Roman"/>
-            <w:sz w:val="22"/>
-            <w:szCs w:val="22"/>
-          </w:rPr>
-          <m:t>)</m:t>
-        </m:r>
-        <m:r>
-          <m:rPr>
-            <m:sty m:val="p"/>
-          </m:rPr>
-          <w:rPr>
-            <w:rFonts w:ascii="Cambria Math" w:hAnsi="Cambria Math" w:cs="Times New Roman"/>
-            <w:sz w:val="22"/>
-            <w:szCs w:val="22"/>
-          </w:rPr>
-          <m:t>⟩</m:t>
-        </m:r>
-        <m:r>
-          <m:rPr>
-            <m:sty m:val="p"/>
-          </m:rPr>
-          <w:rPr>
-            <w:rFonts w:ascii="Cambria Math" w:hAnsi="Cambria Math" w:cs="Times New Roman"/>
-            <w:sz w:val="22"/>
-            <w:szCs w:val="22"/>
-          </w:rPr>
-          <m:t>=</m:t>
+          <m:t>)⟩=</m:t>
         </m:r>
         <m:sSup>
           <m:sSupPr>
@@ -8958,15 +8689,7 @@
             <w:sz w:val="22"/>
             <w:szCs w:val="22"/>
           </w:rPr>
-          <m:t>8</m:t>
-        </m:r>
-        <m:r>
-          <w:rPr>
-            <w:rFonts w:ascii="Cambria Math" w:hAnsi="Cambria Math" w:cs="Times New Roman"/>
-            <w:sz w:val="22"/>
-            <w:szCs w:val="22"/>
-          </w:rPr>
-          <m:t>π</m:t>
+          <m:t>8π</m:t>
         </m:r>
         <m:sSup>
           <m:sSupPr>
@@ -9148,15 +8871,7 @@
                   <w:sz w:val="22"/>
                   <w:szCs w:val="22"/>
                 </w:rPr>
-                <m:t> </m:t>
-              </m:r>
-              <m:r>
-                <w:rPr>
-                  <w:rFonts w:ascii="Cambria Math" w:hAnsi="Cambria Math" w:cs="Times New Roman"/>
-                  <w:sz w:val="22"/>
-                  <w:szCs w:val="22"/>
-                </w:rPr>
-                <m:t>u</m:t>
+                <m:t> u</m:t>
               </m:r>
               <m:r>
                 <m:rPr>
@@ -9224,15 +8939,7 @@
                       <w:sz w:val="22"/>
                       <w:szCs w:val="22"/>
                     </w:rPr>
-                    <m:t>8</m:t>
-                  </m:r>
-                  <m:r>
-                    <w:rPr>
-                      <w:rFonts w:ascii="Cambria Math" w:hAnsi="Cambria Math" w:cs="Times New Roman"/>
-                      <w:sz w:val="22"/>
-                      <w:szCs w:val="22"/>
-                    </w:rPr>
-                    <m:t>π</m:t>
+                    <m:t>8π</m:t>
                   </m:r>
                   <m:sSup>
                     <m:sSupPr>
@@ -9500,15 +9207,7 @@
                   <w:sz w:val="22"/>
                   <w:szCs w:val="22"/>
                 </w:rPr>
-                <m:t>  </m:t>
-              </m:r>
-              <m:r>
-                <w:rPr>
-                  <w:rFonts w:ascii="Cambria Math" w:hAnsi="Cambria Math" w:cs="Times New Roman"/>
-                  <w:sz w:val="22"/>
-                  <w:szCs w:val="22"/>
-                </w:rPr>
-                <m:t>ε</m:t>
+                <m:t>  ε</m:t>
               </m:r>
               <m:r>
                 <m:rPr>
@@ -9546,15 +9245,7 @@
                   <w:sz w:val="22"/>
                   <w:szCs w:val="22"/>
                 </w:rPr>
-                <m:t>ν</m:t>
-              </m:r>
-              <m:r>
-                <w:rPr>
-                  <w:rFonts w:ascii="Cambria Math" w:hAnsi="Cambria Math" w:cs="Times New Roman"/>
-                  <w:sz w:val="22"/>
-                  <w:szCs w:val="22"/>
-                </w:rPr>
-                <m:t> h</m:t>
+                <m:t>ν h</m:t>
               </m:r>
               <m:r>
                 <m:rPr>
@@ -9809,7 +9500,7 @@
         </w:rPr>
       </w:pPr>
       <w:bookmarkStart w:id="10" w:name="choosing-the-functional-form-of-hnu"/>
-      <w:bookmarkStart w:id="11" w:name="_Toc244333758"/>
+      <w:bookmarkStart w:id="11" w:name="_Toc244334385"/>
       <w:bookmarkEnd w:id="6"/>
       <w:bookmarkEnd w:id="8"/>
       <w:r>
@@ -9961,7 +9652,6 @@
           <w:sz w:val="22"/>
           <w:szCs w:val="22"/>
         </w:rPr>
-        <w:lastRenderedPageBreak/>
         <w:t>Reference-point normalization.</w:t>
       </w:r>
       <w:r>
@@ -10235,15 +9925,7 @@
           <w:sz w:val="22"/>
           <w:szCs w:val="22"/>
         </w:rPr>
-        <w:t xml:space="preserve"> by a small, controlled amount, so that a first-order</w:t>
-      </w:r>
-      <w:r>
-        <w:rPr>
-          <w:rFonts w:ascii="Times New Roman" w:hAnsi="Times New Roman" w:cs="Times New Roman"/>
-          <w:sz w:val="22"/>
-          <w:szCs w:val="22"/>
-        </w:rPr>
-        <w:t xml:space="preserve"> (linear) expansion in a small parameter </w:t>
+        <w:t xml:space="preserve"> by a small, controlled amount, so that a first-order (linear) expansion in a small parameter </w:t>
       </w:r>
       <m:oMath>
         <m:sSub>
@@ -10703,15 +10385,7 @@
                       <w:sz w:val="22"/>
                       <w:szCs w:val="22"/>
                     </w:rPr>
-                    <m:t>ε</m:t>
-                  </m:r>
-                  <m:r>
-                    <w:rPr>
-                      <w:rFonts w:ascii="Cambria Math" w:hAnsi="Cambria Math" w:cs="Times New Roman"/>
-                      <w:sz w:val="22"/>
-                      <w:szCs w:val="22"/>
-                    </w:rPr>
-                    <m:t> </m:t>
+                    <m:t>ε </m:t>
                   </m:r>
                   <m:r>
                     <m:rPr>
@@ -11068,15 +10742,7 @@
             <w:sz w:val="22"/>
             <w:szCs w:val="22"/>
           </w:rPr>
-          <m:t>ν</m:t>
-        </m:r>
-        <m:r>
-          <w:rPr>
-            <w:rFonts w:ascii="Cambria Math" w:hAnsi="Cambria Math" w:cs="Times New Roman"/>
-            <w:sz w:val="22"/>
-            <w:szCs w:val="22"/>
-          </w:rPr>
-          <m:t>h</m:t>
+          <m:t>νh</m:t>
         </m:r>
         <m:r>
           <m:rPr>
@@ -11150,15 +10816,7 @@
                   <w:sz w:val="22"/>
                   <w:szCs w:val="22"/>
                 </w:rPr>
-                <m:t> </m:t>
-              </m:r>
-              <m:r>
-                <w:rPr>
-                  <w:rFonts w:ascii="Cambria Math" w:hAnsi="Cambria Math" w:cs="Times New Roman"/>
-                  <w:sz w:val="22"/>
-                  <w:szCs w:val="22"/>
-                </w:rPr>
-                <m:t>E</m:t>
+                <m:t> E</m:t>
               </m:r>
               <m:r>
                 <m:rPr>
@@ -11265,15 +10923,7 @@
                   <w:sz w:val="22"/>
                   <w:szCs w:val="22"/>
                 </w:rPr>
-                <m:t> </m:t>
-              </m:r>
-              <m:r>
-                <w:rPr>
-                  <w:rFonts w:ascii="Cambria Math" w:hAnsi="Cambria Math" w:cs="Times New Roman"/>
-                  <w:sz w:val="22"/>
-                  <w:szCs w:val="22"/>
-                </w:rPr>
-                <m:t>ν</m:t>
+                <m:t> ν</m:t>
               </m:r>
               <m:d>
                 <m:dPr>
@@ -11313,15 +10963,7 @@
                       <w:sz w:val="22"/>
                       <w:szCs w:val="22"/>
                     </w:rPr>
-                    <m:t>ε</m:t>
-                  </m:r>
-                  <m:r>
-                    <w:rPr>
-                      <w:rFonts w:ascii="Cambria Math" w:hAnsi="Cambria Math" w:cs="Times New Roman"/>
-                      <w:sz w:val="22"/>
-                      <w:szCs w:val="22"/>
-                    </w:rPr>
-                    <m:t> </m:t>
+                    <m:t>ε </m:t>
                   </m:r>
                   <m:r>
                     <m:rPr>
@@ -11605,7 +11247,7 @@
         </w:rPr>
       </w:pPr>
       <w:bookmarkStart w:id="12" w:name="X5e6e5f7bf11e53043bbc34301684d9b111fb7f7"/>
-      <w:bookmarkStart w:id="13" w:name="_Toc244333759"/>
+      <w:bookmarkStart w:id="13" w:name="_Toc244334386"/>
       <w:bookmarkEnd w:id="2"/>
       <w:bookmarkEnd w:id="10"/>
       <w:r>
@@ -11779,7 +11421,7 @@
         </w:rPr>
       </w:pPr>
       <w:bookmarkStart w:id="14" w:name="Xc9bdf451aaa43a05fe4d03cdce01d1d915ef4a9"/>
-      <w:bookmarkStart w:id="15" w:name="_Toc244333760"/>
+      <w:bookmarkStart w:id="15" w:name="_Toc244334387"/>
       <w:r>
         <w:rPr>
           <w:rStyle w:val="SectionNumber"/>
@@ -11889,15 +11531,7 @@
             <w:sz w:val="22"/>
             <w:szCs w:val="22"/>
           </w:rPr>
-          <m:t> </m:t>
-        </m:r>
-        <m:r>
-          <w:rPr>
-            <w:rFonts w:ascii="Cambria Math" w:hAnsi="Cambria Math" w:cs="Times New Roman"/>
-            <w:sz w:val="22"/>
-            <w:szCs w:val="22"/>
-          </w:rPr>
-          <m:t>c</m:t>
+          <m:t> c</m:t>
         </m:r>
       </m:oMath>
       <w:r>
@@ -12104,31 +11738,7 @@
             <w:sz w:val="22"/>
             <w:szCs w:val="22"/>
           </w:rPr>
-          <m:t> </m:t>
-        </m:r>
-        <m:r>
-          <w:rPr>
-            <w:rFonts w:ascii="Cambria Math" w:hAnsi="Cambria Math" w:cs="Times New Roman"/>
-            <w:sz w:val="22"/>
-            <w:szCs w:val="22"/>
-          </w:rPr>
-          <m:t>c</m:t>
-        </m:r>
-        <m:r>
-          <w:rPr>
-            <w:rFonts w:ascii="Cambria Math" w:hAnsi="Cambria Math" w:cs="Times New Roman"/>
-            <w:sz w:val="22"/>
-            <w:szCs w:val="22"/>
-          </w:rPr>
-          <m:t> </m:t>
-        </m:r>
-        <m:r>
-          <w:rPr>
-            <w:rFonts w:ascii="Cambria Math" w:hAnsi="Cambria Math" w:cs="Times New Roman"/>
-            <w:sz w:val="22"/>
-            <w:szCs w:val="22"/>
-          </w:rPr>
-          <m:t>π</m:t>
+          <m:t> c π</m:t>
         </m:r>
         <m:sSubSup>
           <m:sSubSupPr>
@@ -12240,15 +11850,7 @@
             <w:sz w:val="22"/>
             <w:szCs w:val="22"/>
           </w:rPr>
-          <m:t> </m:t>
-        </m:r>
-        <m:r>
-          <w:rPr>
-            <w:rFonts w:ascii="Cambria Math" w:hAnsi="Cambria Math" w:cs="Times New Roman"/>
-            <w:sz w:val="22"/>
-            <w:szCs w:val="22"/>
-          </w:rPr>
-          <m:t>c</m:t>
+          <m:t> c</m:t>
         </m:r>
         <m:r>
           <m:rPr>
@@ -12834,7 +12436,7 @@
         </w:rPr>
       </w:pPr>
       <w:bookmarkStart w:id="16" w:name="the-master-equation-statement-and-status"/>
-      <w:bookmarkStart w:id="17" w:name="_Toc244333761"/>
+      <w:bookmarkStart w:id="17" w:name="_Toc244334388"/>
       <w:bookmarkEnd w:id="14"/>
       <w:r>
         <w:rPr>
@@ -13344,7 +12946,15 @@
             <w:sz w:val="22"/>
             <w:szCs w:val="22"/>
           </w:rPr>
-          <m:t>)</m:t>
+          <m:t>)⟨</m:t>
+        </m:r>
+        <m:r>
+          <w:rPr>
+            <w:rFonts w:ascii="Cambria Math" w:hAnsi="Cambria Math" w:cs="Times New Roman"/>
+            <w:sz w:val="22"/>
+            <w:szCs w:val="22"/>
+          </w:rPr>
+          <m:t>E</m:t>
         </m:r>
         <m:r>
           <m:rPr>
@@ -13355,15 +12965,15 @@
             <w:sz w:val="22"/>
             <w:szCs w:val="22"/>
           </w:rPr>
-          <m:t>⟨</m:t>
-        </m:r>
-        <m:r>
-          <w:rPr>
-            <w:rFonts w:ascii="Cambria Math" w:hAnsi="Cambria Math" w:cs="Times New Roman"/>
-            <w:sz w:val="22"/>
-            <w:szCs w:val="22"/>
-          </w:rPr>
-          <m:t>E</m:t>
+          <m:t>(</m:t>
+        </m:r>
+        <m:r>
+          <w:rPr>
+            <w:rFonts w:ascii="Cambria Math" w:hAnsi="Cambria Math" w:cs="Times New Roman"/>
+            <w:sz w:val="22"/>
+            <w:szCs w:val="22"/>
+          </w:rPr>
+          <m:t>ν</m:t>
         </m:r>
         <m:r>
           <m:rPr>
@@ -13374,37 +12984,7 @@
             <w:sz w:val="22"/>
             <w:szCs w:val="22"/>
           </w:rPr>
-          <m:t>(</m:t>
-        </m:r>
-        <m:r>
-          <w:rPr>
-            <w:rFonts w:ascii="Cambria Math" w:hAnsi="Cambria Math" w:cs="Times New Roman"/>
-            <w:sz w:val="22"/>
-            <w:szCs w:val="22"/>
-          </w:rPr>
-          <m:t>ν</m:t>
-        </m:r>
-        <m:r>
-          <m:rPr>
-            <m:sty m:val="p"/>
-          </m:rPr>
-          <w:rPr>
-            <w:rFonts w:ascii="Cambria Math" w:hAnsi="Cambria Math" w:cs="Times New Roman"/>
-            <w:sz w:val="22"/>
-            <w:szCs w:val="22"/>
-          </w:rPr>
-          <m:t>)</m:t>
-        </m:r>
-        <m:r>
-          <m:rPr>
-            <m:sty m:val="p"/>
-          </m:rPr>
-          <w:rPr>
-            <w:rFonts w:ascii="Cambria Math" w:hAnsi="Cambria Math" w:cs="Times New Roman"/>
-            <w:sz w:val="22"/>
-            <w:szCs w:val="22"/>
-          </w:rPr>
-          <m:t>⟩</m:t>
+          <m:t>)⟩</m:t>
         </m:r>
       </m:oMath>
       <w:r>
@@ -13649,15 +13229,7 @@
                   <w:sz w:val="22"/>
                   <w:szCs w:val="22"/>
                 </w:rPr>
-                <m:t> </m:t>
-              </m:r>
-              <m:r>
-                <w:rPr>
-                  <w:rFonts w:ascii="Cambria Math" w:hAnsi="Cambria Math" w:cs="Times New Roman"/>
-                  <w:sz w:val="22"/>
-                  <w:szCs w:val="22"/>
-                </w:rPr>
-                <m:t>E</m:t>
+                <m:t> E</m:t>
               </m:r>
               <m:r>
                 <m:rPr>
@@ -13695,15 +13267,7 @@
                   <w:sz w:val="22"/>
                   <w:szCs w:val="22"/>
                 </w:rPr>
-                <m:t>A</m:t>
-              </m:r>
-              <m:r>
-                <w:rPr>
-                  <w:rFonts w:ascii="Cambria Math" w:hAnsi="Cambria Math" w:cs="Times New Roman"/>
-                  <w:sz w:val="22"/>
-                  <w:szCs w:val="22"/>
-                </w:rPr>
-                <m:t> </m:t>
+                <m:t>A </m:t>
               </m:r>
               <m:f>
                 <m:fPr>
@@ -14023,15 +13587,7 @@
               <w:sz w:val="22"/>
               <w:szCs w:val="22"/>
             </w:rPr>
-            <m:t>  </m:t>
-          </m:r>
-          <m:r>
-            <w:rPr>
-              <w:rFonts w:ascii="Cambria Math" w:hAnsi="Cambria Math" w:cs="Times New Roman"/>
-              <w:sz w:val="22"/>
-              <w:szCs w:val="22"/>
-            </w:rPr>
-            <m:t>A</m:t>
+            <m:t>  A</m:t>
           </m:r>
           <m:r>
             <m:rPr>
@@ -14457,7 +14013,15 @@
             <w:sz w:val="22"/>
             <w:szCs w:val="22"/>
           </w:rPr>
-          <m:t>)</m:t>
+          <m:t>)⟨</m:t>
+        </m:r>
+        <m:r>
+          <w:rPr>
+            <w:rFonts w:ascii="Cambria Math" w:hAnsi="Cambria Math" w:cs="Times New Roman"/>
+            <w:sz w:val="22"/>
+            <w:szCs w:val="22"/>
+          </w:rPr>
+          <m:t>E</m:t>
         </m:r>
         <m:r>
           <m:rPr>
@@ -14468,15 +14032,15 @@
             <w:sz w:val="22"/>
             <w:szCs w:val="22"/>
           </w:rPr>
-          <m:t>⟨</m:t>
-        </m:r>
-        <m:r>
-          <w:rPr>
-            <w:rFonts w:ascii="Cambria Math" w:hAnsi="Cambria Math" w:cs="Times New Roman"/>
-            <w:sz w:val="22"/>
-            <w:szCs w:val="22"/>
-          </w:rPr>
-          <m:t>E</m:t>
+          <m:t>(</m:t>
+        </m:r>
+        <m:r>
+          <w:rPr>
+            <w:rFonts w:ascii="Cambria Math" w:hAnsi="Cambria Math" w:cs="Times New Roman"/>
+            <w:sz w:val="22"/>
+            <w:szCs w:val="22"/>
+          </w:rPr>
+          <m:t>ν</m:t>
         </m:r>
         <m:r>
           <m:rPr>
@@ -14487,37 +14051,7 @@
             <w:sz w:val="22"/>
             <w:szCs w:val="22"/>
           </w:rPr>
-          <m:t>(</m:t>
-        </m:r>
-        <m:r>
-          <w:rPr>
-            <w:rFonts w:ascii="Cambria Math" w:hAnsi="Cambria Math" w:cs="Times New Roman"/>
-            <w:sz w:val="22"/>
-            <w:szCs w:val="22"/>
-          </w:rPr>
-          <m:t>ν</m:t>
-        </m:r>
-        <m:r>
-          <m:rPr>
-            <m:sty m:val="p"/>
-          </m:rPr>
-          <w:rPr>
-            <w:rFonts w:ascii="Cambria Math" w:hAnsi="Cambria Math" w:cs="Times New Roman"/>
-            <w:sz w:val="22"/>
-            <w:szCs w:val="22"/>
-          </w:rPr>
-          <m:t>)</m:t>
-        </m:r>
-        <m:r>
-          <m:rPr>
-            <m:sty m:val="p"/>
-          </m:rPr>
-          <w:rPr>
-            <w:rFonts w:ascii="Cambria Math" w:hAnsi="Cambria Math" w:cs="Times New Roman"/>
-            <w:sz w:val="22"/>
-            <w:szCs w:val="22"/>
-          </w:rPr>
-          <m:t>⟩</m:t>
+          <m:t>)⟩</m:t>
         </m:r>
       </m:oMath>
       <w:r>
@@ -15036,7 +14570,7 @@
         </w:rPr>
       </w:pPr>
       <w:bookmarkStart w:id="18" w:name="explicit-derivation-of-the-nonlinear-ode"/>
-      <w:bookmarkStart w:id="19" w:name="_Toc244333762"/>
+      <w:bookmarkStart w:id="19" w:name="_Toc244334389"/>
       <w:bookmarkEnd w:id="16"/>
       <w:r>
         <w:rPr>
@@ -15334,15 +14868,7 @@
               <w:sz w:val="22"/>
               <w:szCs w:val="22"/>
             </w:rPr>
-            <m:t>  </m:t>
-          </m:r>
-          <m:r>
-            <w:rPr>
-              <w:rFonts w:ascii="Cambria Math" w:hAnsi="Cambria Math" w:cs="Times New Roman"/>
-              <w:sz w:val="22"/>
-              <w:szCs w:val="22"/>
-            </w:rPr>
-            <m:t>D</m:t>
+            <m:t>  D</m:t>
           </m:r>
           <m:r>
             <m:rPr>
@@ -15756,15 +15282,7 @@
             <w:sz w:val="22"/>
             <w:szCs w:val="22"/>
           </w:rPr>
-          <m:t> </m:t>
-        </m:r>
-        <m:r>
-          <w:rPr>
-            <w:rFonts w:ascii="Cambria Math" w:hAnsi="Cambria Math" w:cs="Times New Roman"/>
-            <w:sz w:val="22"/>
-            <w:szCs w:val="22"/>
-          </w:rPr>
-          <m:t>w</m:t>
+          <m:t> w</m:t>
         </m:r>
         <m:r>
           <m:rPr>
@@ -15983,15 +15501,7 @@
               <w:sz w:val="22"/>
               <w:szCs w:val="22"/>
             </w:rPr>
-            <m:t>2</m:t>
-          </m:r>
-          <m:r>
-            <w:rPr>
-              <w:rFonts w:ascii="Cambria Math" w:hAnsi="Cambria Math" w:cs="Times New Roman"/>
-              <w:sz w:val="22"/>
-              <w:szCs w:val="22"/>
-            </w:rPr>
-            <m:t>νEw</m:t>
+            <m:t>2νEw</m:t>
           </m:r>
           <m:r>
             <m:rPr>
@@ -17119,15 +16629,7 @@
               <w:sz w:val="22"/>
               <w:szCs w:val="22"/>
             </w:rPr>
-            <m:t>2</m:t>
-          </m:r>
-          <m:r>
-            <w:rPr>
-              <w:rFonts w:ascii="Cambria Math" w:hAnsi="Cambria Math" w:cs="Times New Roman"/>
-              <w:sz w:val="22"/>
-              <w:szCs w:val="22"/>
-            </w:rPr>
-            <m:t>νEw</m:t>
+            <m:t>2νEw</m:t>
           </m:r>
           <m:r>
             <m:rPr>
@@ -17628,15 +17130,7 @@
               <w:sz w:val="22"/>
               <w:szCs w:val="22"/>
             </w:rPr>
-            <m:t>2</m:t>
-          </m:r>
-          <m:r>
-            <w:rPr>
-              <w:rFonts w:ascii="Cambria Math" w:hAnsi="Cambria Math" w:cs="Times New Roman"/>
-              <w:sz w:val="22"/>
-              <w:szCs w:val="22"/>
-            </w:rPr>
-            <m:t>νEw</m:t>
+            <m:t>2νEw</m:t>
           </m:r>
           <m:r>
             <m:rPr>
@@ -18118,15 +17612,7 @@
                           <w:sz w:val="22"/>
                           <w:szCs w:val="22"/>
                         </w:rPr>
-                        <m:t>2</m:t>
-                      </m:r>
-                      <m:r>
-                        <w:rPr>
-                          <w:rFonts w:ascii="Cambria Math" w:hAnsi="Cambria Math" w:cs="Times New Roman"/>
-                          <w:sz w:val="22"/>
-                          <w:szCs w:val="22"/>
-                        </w:rPr>
-                        <m:t>νw</m:t>
+                        <m:t>2νw</m:t>
                       </m:r>
                     </m:e>
                   </m:d>
@@ -18207,15 +17693,7 @@
                           <w:sz w:val="22"/>
                           <w:szCs w:val="22"/>
                         </w:rPr>
-                        <m:t>Ew</m:t>
-                      </m:r>
-                      <m:r>
-                        <w:rPr>
-                          <w:rFonts w:ascii="Cambria Math" w:hAnsi="Cambria Math" w:cs="Times New Roman"/>
-                          <w:sz w:val="22"/>
-                          <w:szCs w:val="22"/>
-                        </w:rPr>
-                        <m:t> </m:t>
+                        <m:t>Ew </m:t>
                       </m:r>
                       <m:f>
                         <m:fPr>
@@ -18471,7 +17949,7 @@
         </w:rPr>
       </w:pPr>
       <w:bookmarkStart w:id="20" w:name="X8a15e5374fc8df23d65c26c4d51e418ab3ca6c3"/>
-      <w:bookmarkStart w:id="21" w:name="_Toc244333763"/>
+      <w:bookmarkStart w:id="21" w:name="_Toc244334390"/>
       <w:bookmarkEnd w:id="18"/>
       <w:r>
         <w:rPr>
@@ -18658,15 +18136,7 @@
               <w:sz w:val="22"/>
               <w:szCs w:val="22"/>
             </w:rPr>
-            <m:t>  </m:t>
-          </m:r>
-          <m:r>
-            <w:rPr>
-              <w:rFonts w:ascii="Cambria Math" w:hAnsi="Cambria Math" w:cs="Times New Roman"/>
-              <w:sz w:val="22"/>
-              <w:szCs w:val="22"/>
-            </w:rPr>
-            <m:t>μ</m:t>
+            <m:t>  μ</m:t>
           </m:r>
           <m:r>
             <m:rPr>
@@ -19312,31 +18782,7 @@
               <w:sz w:val="22"/>
               <w:szCs w:val="22"/>
             </w:rPr>
-            <m:t> </m:t>
-          </m:r>
-          <m:r>
-            <w:rPr>
-              <w:rFonts w:ascii="Cambria Math" w:hAnsi="Cambria Math" w:cs="Times New Roman"/>
-              <w:sz w:val="22"/>
-              <w:szCs w:val="22"/>
-            </w:rPr>
-            <m:t>x</m:t>
-          </m:r>
-          <m:r>
-            <w:rPr>
-              <w:rFonts w:ascii="Cambria Math" w:hAnsi="Cambria Math" w:cs="Times New Roman"/>
-              <w:sz w:val="22"/>
-              <w:szCs w:val="22"/>
-            </w:rPr>
-            <m:t> </m:t>
-          </m:r>
-          <m:r>
-            <w:rPr>
-              <w:rFonts w:ascii="Cambria Math" w:hAnsi="Cambria Math" w:cs="Times New Roman"/>
-              <w:sz w:val="22"/>
-              <w:szCs w:val="22"/>
-            </w:rPr>
-            <m:t>ε</m:t>
+            <m:t> x ε</m:t>
           </m:r>
           <m:r>
             <m:rPr>
@@ -19822,15 +19268,7 @@
                   <w:sz w:val="22"/>
                   <w:szCs w:val="22"/>
                 </w:rPr>
-                <m:t>x</m:t>
-              </m:r>
-              <m:r>
-                <w:rPr>
-                  <w:rFonts w:ascii="Cambria Math" w:hAnsi="Cambria Math" w:cs="Times New Roman"/>
-                  <w:sz w:val="22"/>
-                  <w:szCs w:val="22"/>
-                </w:rPr>
-                <m:t> </m:t>
+                <m:t>x </m:t>
               </m:r>
               <m:r>
                 <m:rPr>
@@ -19910,15 +19348,7 @@
                   <w:sz w:val="22"/>
                   <w:szCs w:val="22"/>
                 </w:rPr>
-                <m:t>x</m:t>
-              </m:r>
-              <m:r>
-                <w:rPr>
-                  <w:rFonts w:ascii="Cambria Math" w:hAnsi="Cambria Math" w:cs="Times New Roman"/>
-                  <w:sz w:val="22"/>
-                  <w:szCs w:val="22"/>
-                </w:rPr>
-                <m:t> </m:t>
+                <m:t>x </m:t>
               </m:r>
               <m:r>
                 <m:rPr>
@@ -20015,17 +19445,6 @@
           </m:r>
           <m:r>
             <m:rPr>
-              <m:sty m:val="p"/>
-            </m:rPr>
-            <w:rPr>
-              <w:rFonts w:ascii="Cambria Math" w:hAnsi="Cambria Math" w:cs="Times New Roman"/>
-              <w:sz w:val="22"/>
-              <w:szCs w:val="22"/>
-            </w:rPr>
-            <m:t>+</m:t>
-          </m:r>
-          <m:r>
-            <m:rPr>
               <m:scr m:val="script"/>
               <m:sty m:val="p"/>
             </m:rPr>
@@ -20034,18 +19453,7 @@
               <w:sz w:val="22"/>
               <w:szCs w:val="22"/>
             </w:rPr>
-            <m:t>O</m:t>
-          </m:r>
-          <m:r>
-            <m:rPr>
-              <m:sty m:val="p"/>
-            </m:rPr>
-            <w:rPr>
-              <w:rFonts w:ascii="Cambria Math" w:hAnsi="Cambria Math" w:cs="Times New Roman"/>
-              <w:sz w:val="22"/>
-              <w:szCs w:val="22"/>
-            </w:rPr>
-            <m:t>(</m:t>
+            <m:t>+O(</m:t>
           </m:r>
           <m:sSup>
             <m:sSupPr>
@@ -22169,7 +21577,7 @@
         </w:rPr>
       </w:pPr>
       <w:bookmarkStart w:id="22" w:name="consistency-checks-limiting-cases"/>
-      <w:bookmarkStart w:id="23" w:name="_Toc244333764"/>
+      <w:bookmarkStart w:id="23" w:name="_Toc244334391"/>
       <w:bookmarkEnd w:id="20"/>
       <w:r>
         <w:rPr>
@@ -22202,7 +21610,7 @@
         </w:rPr>
       </w:pPr>
       <w:bookmarkStart w:id="24" w:name="varepsilonto0-arbitrary-e_mu"/>
-      <w:bookmarkStart w:id="25" w:name="_Toc244333765"/>
+      <w:bookmarkStart w:id="25" w:name="_Toc244334392"/>
       <w:r>
         <w:rPr>
           <w:rStyle w:val="SectionNumber"/>
@@ -22953,7 +22361,7 @@
         </w:rPr>
       </w:pPr>
       <w:bookmarkStart w:id="26" w:name="Xc94a1a176821ffb0543526dc714182c462bb97a"/>
-      <w:bookmarkStart w:id="27" w:name="_Toc244333766"/>
+      <w:bookmarkStart w:id="27" w:name="_Toc244334393"/>
       <w:bookmarkEnd w:id="24"/>
       <w:r>
         <w:rPr>
@@ -23439,15 +22847,7 @@
                   <w:sz w:val="22"/>
                   <w:szCs w:val="22"/>
                 </w:rPr>
-                <m:t>8</m:t>
-              </m:r>
-              <m:r>
-                <w:rPr>
-                  <w:rFonts w:ascii="Cambria Math" w:hAnsi="Cambria Math" w:cs="Times New Roman"/>
-                  <w:sz w:val="22"/>
-                  <w:szCs w:val="22"/>
-                </w:rPr>
-                <m:t>π</m:t>
+                <m:t>8π</m:t>
               </m:r>
               <m:sSub>
                 <m:sSubPr>
@@ -24115,18 +23515,7 @@
                       <w:sz w:val="22"/>
                       <w:szCs w:val="22"/>
                     </w:rPr>
-                    <m:t>-</m:t>
-                  </m:r>
-                  <m:r>
-                    <m:rPr>
-                      <m:sty m:val="p"/>
-                    </m:rPr>
-                    <w:rPr>
-                      <w:rFonts w:ascii="Cambria Math" w:hAnsi="Cambria Math" w:cs="Times New Roman"/>
-                      <w:sz w:val="22"/>
-                      <w:szCs w:val="22"/>
-                    </w:rPr>
-                    <m:t>(</m:t>
+                    <m:t>-(</m:t>
                   </m:r>
                   <m:sSub>
                     <m:sSubPr>
@@ -24679,7 +24068,7 @@
         </w:rPr>
       </w:pPr>
       <w:bookmarkStart w:id="28" w:name="X7ee167df65dca6185ba992bec475bd459dd9a15"/>
-      <w:bookmarkStart w:id="29" w:name="_Toc244333767"/>
+      <w:bookmarkStart w:id="29" w:name="_Toc244334394"/>
       <w:bookmarkEnd w:id="22"/>
       <w:bookmarkEnd w:id="26"/>
       <w:r>
@@ -24855,15 +24244,7 @@
             <w:sz w:val="22"/>
             <w:szCs w:val="22"/>
           </w:rPr>
-          <m:t>2</m:t>
-        </m:r>
-        <m:r>
-          <w:rPr>
-            <w:rFonts w:ascii="Cambria Math" w:hAnsi="Cambria Math" w:cs="Times New Roman"/>
-            <w:sz w:val="22"/>
-            <w:szCs w:val="22"/>
-          </w:rPr>
-          <m:t>νEw</m:t>
+          <m:t>2νEw</m:t>
         </m:r>
       </m:oMath>
       <w:r>
@@ -24919,15 +24300,7 @@
             <w:sz w:val="22"/>
             <w:szCs w:val="22"/>
           </w:rPr>
-          <m:t>2</m:t>
-        </m:r>
-        <m:r>
-          <w:rPr>
-            <w:rFonts w:ascii="Cambria Math" w:hAnsi="Cambria Math" w:cs="Times New Roman"/>
-            <w:sz w:val="22"/>
-            <w:szCs w:val="22"/>
-          </w:rPr>
-          <m:t>Aν</m:t>
+          <m:t>2Aν</m:t>
         </m:r>
         <m:r>
           <m:rPr>
@@ -25036,18 +24409,7 @@
                 <w:sz w:val="22"/>
                 <w:szCs w:val="22"/>
               </w:rPr>
-              <m:t>-</m:t>
-            </m:r>
-            <m:r>
-              <m:rPr>
-                <m:sty m:val="p"/>
-              </m:rPr>
-              <w:rPr>
-                <w:rFonts w:ascii="Cambria Math" w:hAnsi="Cambria Math" w:cs="Times New Roman"/>
-                <w:sz w:val="22"/>
-                <w:szCs w:val="22"/>
-              </w:rPr>
-              <m:t>(</m:t>
+              <m:t>-(</m:t>
             </m:r>
             <m:r>
               <w:rPr>
@@ -25330,23 +24692,7 @@
               <w:sz w:val="22"/>
               <w:szCs w:val="22"/>
             </w:rPr>
-            <m:t>2</m:t>
-          </m:r>
-          <m:r>
-            <w:rPr>
-              <w:rFonts w:ascii="Cambria Math" w:hAnsi="Cambria Math" w:cs="Times New Roman"/>
-              <w:sz w:val="22"/>
-              <w:szCs w:val="22"/>
-            </w:rPr>
-            <m:t>Aν</m:t>
-          </m:r>
-          <m:r>
-            <w:rPr>
-              <w:rFonts w:ascii="Cambria Math" w:hAnsi="Cambria Math" w:cs="Times New Roman"/>
-              <w:sz w:val="22"/>
-              <w:szCs w:val="22"/>
-            </w:rPr>
-            <m:t> </m:t>
+            <m:t>2Aν </m:t>
           </m:r>
           <m:r>
             <m:rPr>
@@ -25498,15 +24844,7 @@
               <w:sz w:val="22"/>
               <w:szCs w:val="22"/>
             </w:rPr>
-            <m:t>2</m:t>
-          </m:r>
-          <m:r>
-            <w:rPr>
-              <w:rFonts w:ascii="Cambria Math" w:hAnsi="Cambria Math" w:cs="Times New Roman"/>
-              <w:sz w:val="22"/>
-              <w:szCs w:val="22"/>
-            </w:rPr>
-            <m:t>Aν</m:t>
+            <m:t>2Aν</m:t>
           </m:r>
           <m:r>
             <m:rPr>
@@ -25893,7 +25231,7 @@
               <w:sz w:val="22"/>
               <w:szCs w:val="22"/>
             </w:rPr>
-            <m:t>)≈-</m:t>
+            <m:t>)≈</m:t>
           </m:r>
           <m:f>
             <m:fPr>
@@ -25932,15 +25270,7 @@
               <w:sz w:val="22"/>
               <w:szCs w:val="22"/>
             </w:rPr>
-            <m:t> </m:t>
-          </m:r>
-          <m:r>
-            <w:rPr>
-              <w:rFonts w:ascii="Cambria Math" w:hAnsi="Cambria Math" w:cs="Times New Roman"/>
-              <w:sz w:val="22"/>
-              <w:szCs w:val="22"/>
-            </w:rPr>
-            <m:t>δ</m:t>
+            <m:t> δ</m:t>
           </m:r>
           <m:r>
             <m:rPr>
@@ -25997,15 +25327,7 @@
               <w:sz w:val="22"/>
               <w:szCs w:val="22"/>
             </w:rPr>
-            <m:t> </m:t>
-          </m:r>
-          <m:r>
-            <w:rPr>
-              <w:rFonts w:ascii="Cambria Math" w:hAnsi="Cambria Math" w:cs="Times New Roman"/>
-              <w:sz w:val="22"/>
-              <w:szCs w:val="22"/>
-            </w:rPr>
-            <m:t>δ</m:t>
+            <m:t> δ</m:t>
           </m:r>
           <m:r>
             <m:rPr>
@@ -26037,8 +25359,16 @@
             </w:rPr>
             <m:t>)=</m:t>
           </m:r>
-          <m:f>
-            <m:fPr>
+          <m:r>
+            <w:rPr>
+              <w:rFonts w:ascii="Cambria Math" w:hAnsi="Cambria Math" w:cs="Times New Roman"/>
+              <w:sz w:val="22"/>
+              <w:szCs w:val="22"/>
+            </w:rPr>
+            <m:t>C</m:t>
+          </m:r>
+          <m:sSup>
+            <m:sSupPr>
               <m:ctrlPr>
                 <w:rPr>
                   <w:rFonts w:ascii="Cambria Math" w:hAnsi="Cambria Math" w:cs="Times New Roman"/>
@@ -26046,51 +25376,28 @@
                   <w:szCs w:val="22"/>
                 </w:rPr>
               </m:ctrlPr>
-            </m:fPr>
-            <m:num>
-              <m:r>
-                <w:rPr>
-                  <w:rFonts w:ascii="Cambria Math" w:hAnsi="Cambria Math" w:cs="Times New Roman"/>
-                  <w:sz w:val="22"/>
-                  <w:szCs w:val="22"/>
-                </w:rPr>
-                <m:t>C</m:t>
-              </m:r>
-            </m:num>
-            <m:den>
-              <m:sSup>
-                <m:sSupPr>
-                  <m:ctrlPr>
-                    <w:rPr>
-                      <w:rFonts w:ascii="Cambria Math" w:hAnsi="Cambria Math" w:cs="Times New Roman"/>
-                      <w:sz w:val="22"/>
-                      <w:szCs w:val="22"/>
-                    </w:rPr>
-                  </m:ctrlPr>
-                </m:sSupPr>
-                <m:e>
-                  <m:r>
-                    <w:rPr>
-                      <w:rFonts w:ascii="Cambria Math" w:hAnsi="Cambria Math" w:cs="Times New Roman"/>
-                      <w:sz w:val="22"/>
-                      <w:szCs w:val="22"/>
-                    </w:rPr>
-                    <m:t>ν</m:t>
-                  </m:r>
-                </m:e>
-                <m:sup>
-                  <m:r>
-                    <w:rPr>
-                      <w:rFonts w:ascii="Cambria Math" w:hAnsi="Cambria Math" w:cs="Times New Roman"/>
-                      <w:sz w:val="22"/>
-                      <w:szCs w:val="22"/>
-                    </w:rPr>
-                    <m:t>2</m:t>
-                  </m:r>
-                </m:sup>
-              </m:sSup>
-            </m:den>
-          </m:f>
+            </m:sSupPr>
+            <m:e>
+              <m:r>
+                <w:rPr>
+                  <w:rFonts w:ascii="Cambria Math" w:hAnsi="Cambria Math" w:cs="Times New Roman"/>
+                  <w:sz w:val="22"/>
+                  <w:szCs w:val="22"/>
+                </w:rPr>
+                <m:t>ν</m:t>
+              </m:r>
+            </m:e>
+            <m:sup>
+              <m:r>
+                <w:rPr>
+                  <w:rFonts w:ascii="Cambria Math" w:hAnsi="Cambria Math" w:cs="Times New Roman"/>
+                  <w:sz w:val="22"/>
+                  <w:szCs w:val="22"/>
+                </w:rPr>
+                <m:t>2</m:t>
+              </m:r>
+            </m:sup>
+          </m:sSup>
           <m:r>
             <m:rPr>
               <m:sty m:val="p"/>
@@ -26192,15 +25499,7 @@
                   <w:sz w:val="22"/>
                   <w:szCs w:val="22"/>
                 </w:rPr>
-                <m:t> </m:t>
-              </m:r>
-              <m:r>
-                <w:rPr>
-                  <w:rFonts w:ascii="Cambria Math" w:hAnsi="Cambria Math" w:cs="Times New Roman"/>
-                  <w:sz w:val="22"/>
-                  <w:szCs w:val="22"/>
-                </w:rPr>
-                <m:t>E</m:t>
+                <m:t> E</m:t>
               </m:r>
               <m:r>
                 <m:rPr>
@@ -26299,15 +25598,7 @@
                   <w:sz w:val="22"/>
                   <w:szCs w:val="22"/>
                 </w:rPr>
-                <m:t>2</m:t>
-              </m:r>
-              <m:r>
-                <w:rPr>
-                  <w:rFonts w:ascii="Cambria Math" w:hAnsi="Cambria Math" w:cs="Times New Roman"/>
-                  <w:sz w:val="22"/>
-                  <w:szCs w:val="22"/>
-                </w:rPr>
-                <m:t>Aν</m:t>
+                <m:t>2Aν</m:t>
               </m:r>
               <m:r>
                 <m:rPr>
@@ -26362,8 +25653,16 @@
                 </w:rPr>
                 <m:t>+</m:t>
               </m:r>
-              <m:f>
-                <m:fPr>
+              <m:r>
+                <w:rPr>
+                  <w:rFonts w:ascii="Cambria Math" w:hAnsi="Cambria Math" w:cs="Times New Roman"/>
+                  <w:sz w:val="22"/>
+                  <w:szCs w:val="22"/>
+                </w:rPr>
+                <m:t>C</m:t>
+              </m:r>
+              <m:sSup>
+                <m:sSupPr>
                   <m:ctrlPr>
                     <w:rPr>
                       <w:rFonts w:ascii="Cambria Math" w:hAnsi="Cambria Math" w:cs="Times New Roman"/>
@@ -26371,51 +25670,28 @@
                       <w:szCs w:val="22"/>
                     </w:rPr>
                   </m:ctrlPr>
-                </m:fPr>
-                <m:num>
+                </m:sSupPr>
+                <m:e>
                   <m:r>
                     <w:rPr>
                       <w:rFonts w:ascii="Cambria Math" w:hAnsi="Cambria Math" w:cs="Times New Roman"/>
                       <w:sz w:val="22"/>
                       <w:szCs w:val="22"/>
                     </w:rPr>
-                    <m:t>C</m:t>
+                    <m:t>ν</m:t>
                   </m:r>
-                </m:num>
-                <m:den>
-                  <m:sSup>
-                    <m:sSupPr>
-                      <m:ctrlPr>
-                        <w:rPr>
-                          <w:rFonts w:ascii="Cambria Math" w:hAnsi="Cambria Math" w:cs="Times New Roman"/>
-                          <w:sz w:val="22"/>
-                          <w:szCs w:val="22"/>
-                        </w:rPr>
-                      </m:ctrlPr>
-                    </m:sSupPr>
-                    <m:e>
-                      <m:r>
-                        <w:rPr>
-                          <w:rFonts w:ascii="Cambria Math" w:hAnsi="Cambria Math" w:cs="Times New Roman"/>
-                          <w:sz w:val="22"/>
-                          <w:szCs w:val="22"/>
-                        </w:rPr>
-                        <m:t>ν</m:t>
-                      </m:r>
-                    </m:e>
-                    <m:sup>
-                      <m:r>
-                        <w:rPr>
-                          <w:rFonts w:ascii="Cambria Math" w:hAnsi="Cambria Math" w:cs="Times New Roman"/>
-                          <w:sz w:val="22"/>
-                          <w:szCs w:val="22"/>
-                        </w:rPr>
-                        <m:t>2</m:t>
-                      </m:r>
-                    </m:sup>
-                  </m:sSup>
-                </m:den>
-              </m:f>
+                </m:e>
+                <m:sup>
+                  <m:r>
+                    <w:rPr>
+                      <w:rFonts w:ascii="Cambria Math" w:hAnsi="Cambria Math" w:cs="Times New Roman"/>
+                      <w:sz w:val="22"/>
+                      <w:szCs w:val="22"/>
+                    </w:rPr>
+                    <m:t>2</m:t>
+                  </m:r>
+                </m:sup>
+              </m:sSup>
               <m:r>
                 <w:rPr>
                   <w:rFonts w:ascii="Cambria Math" w:hAnsi="Cambria Math" w:cs="Times New Roman"/>
@@ -26500,7 +25776,7 @@
         </w:rPr>
       </w:pPr>
       <w:bookmarkStart w:id="30" w:name="X40d831c0923b57bef31d49036769b50fee04014"/>
-      <w:bookmarkStart w:id="31" w:name="_Toc244333768"/>
+      <w:bookmarkStart w:id="31" w:name="_Toc244334395"/>
       <w:bookmarkEnd w:id="12"/>
       <w:bookmarkEnd w:id="28"/>
       <w:r>
@@ -27542,7 +26818,7 @@
           <w:sz w:val="22"/>
           <w:szCs w:val="22"/>
         </w:rPr>
-        <w:t xml:space="preserve"> eV — more than two orders of magnitude away from the target. Three conditions fix the three free parameters </w:t>
+        <w:t xml:space="preserve"> eV — more than two orders of magnitude away from the target. The conditions below fix the free parameters </w:t>
       </w:r>
       <m:oMath>
         <m:r>
@@ -27636,7 +26912,6 @@
         <w:rPr>
           <w:rFonts w:ascii="Times New Roman" w:hAnsi="Times New Roman" w:cs="Times New Roman"/>
           <w:b/>
-          <w:bCs/>
           <w:sz w:val="22"/>
           <w:szCs w:val="22"/>
         </w:rPr>
@@ -27648,152 +26923,8 @@
           <w:sz w:val="22"/>
           <w:szCs w:val="22"/>
         </w:rPr>
-        <w:t xml:space="preserve"> (recovery of the standard slope for small </w:t>
+        <w:t xml:space="preserve"> (slope near the standard value for small 2Aν): 2A·E0 ≈ h0. With the correction term Cν² this cannot be imposed exactly together with Constraint II — the equal-energy system then has no solution for any A — so A is taken from the PlanckCalculus fit, and the resulting slope is 2A·E0 = 4.1969×10⁻¹⁵ eV·s = 1.0148·h0.</w:t>
       </w:r>
-      <m:oMath>
-        <m:r>
-          <w:rPr>
-            <w:rFonts w:ascii="Cambria Math" w:hAnsi="Cambria Math" w:cs="Times New Roman"/>
-            <w:sz w:val="22"/>
-            <w:szCs w:val="22"/>
-          </w:rPr>
-          <m:t>2</m:t>
-        </m:r>
-        <m:r>
-          <w:rPr>
-            <w:rFonts w:ascii="Cambria Math" w:hAnsi="Cambria Math" w:cs="Times New Roman"/>
-            <w:sz w:val="22"/>
-            <w:szCs w:val="22"/>
-          </w:rPr>
-          <m:t>Aν</m:t>
-        </m:r>
-      </m:oMath>
-      <w:r>
-        <w:rPr>
-          <w:rFonts w:ascii="Times New Roman" w:hAnsi="Times New Roman" w:cs="Times New Roman"/>
-          <w:sz w:val="22"/>
-          <w:szCs w:val="22"/>
-        </w:rPr>
-        <w:t>):</w:t>
-      </w:r>
-      <w:r>
-        <w:rPr>
-          <w:rFonts w:ascii="Times New Roman" w:hAnsi="Times New Roman" w:cs="Times New Roman"/>
-          <w:sz w:val="22"/>
-          <w:szCs w:val="22"/>
-        </w:rPr>
-        <w:t xml:space="preserve"> </w:t>
-      </w:r>
-      <m:oMath>
-        <m:r>
-          <w:rPr>
-            <w:rFonts w:ascii="Cambria Math" w:hAnsi="Cambria Math" w:cs="Times New Roman"/>
-            <w:sz w:val="22"/>
-            <w:szCs w:val="22"/>
-          </w:rPr>
-          <m:t>2</m:t>
-        </m:r>
-        <m:r>
-          <w:rPr>
-            <w:rFonts w:ascii="Cambria Math" w:hAnsi="Cambria Math" w:cs="Times New Roman"/>
-            <w:sz w:val="22"/>
-            <w:szCs w:val="22"/>
-          </w:rPr>
-          <m:t>A</m:t>
-        </m:r>
-        <m:r>
-          <w:rPr>
-            <w:rFonts w:ascii="Cambria Math" w:hAnsi="Cambria Math" w:cs="Times New Roman"/>
-            <w:sz w:val="22"/>
-            <w:szCs w:val="22"/>
-          </w:rPr>
-          <m:t> </m:t>
-        </m:r>
-        <m:sSub>
-          <m:sSubPr>
-            <m:ctrlPr>
-              <w:rPr>
-                <w:rFonts w:ascii="Cambria Math" w:hAnsi="Cambria Math" w:cs="Times New Roman"/>
-                <w:sz w:val="22"/>
-                <w:szCs w:val="22"/>
-              </w:rPr>
-            </m:ctrlPr>
-          </m:sSubPr>
-          <m:e>
-            <m:r>
-              <w:rPr>
-                <w:rFonts w:ascii="Cambria Math" w:hAnsi="Cambria Math" w:cs="Times New Roman"/>
-                <w:sz w:val="22"/>
-                <w:szCs w:val="22"/>
-              </w:rPr>
-              <m:t>E</m:t>
-            </m:r>
-          </m:e>
-          <m:sub>
-            <m:r>
-              <w:rPr>
-                <w:rFonts w:ascii="Cambria Math" w:hAnsi="Cambria Math" w:cs="Times New Roman"/>
-                <w:sz w:val="22"/>
-                <w:szCs w:val="22"/>
-              </w:rPr>
-              <m:t>0</m:t>
-            </m:r>
-          </m:sub>
-        </m:sSub>
-        <m:r>
-          <m:rPr>
-            <m:sty m:val="p"/>
-          </m:rPr>
-          <w:rPr>
-            <w:rFonts w:ascii="Cambria Math" w:hAnsi="Cambria Math" w:cs="Times New Roman"/>
-            <w:sz w:val="22"/>
-            <w:szCs w:val="22"/>
-          </w:rPr>
-          <m:t>=</m:t>
-        </m:r>
-        <m:sSub>
-          <m:sSubPr>
-            <m:ctrlPr>
-              <w:rPr>
-                <w:rFonts w:ascii="Cambria Math" w:hAnsi="Cambria Math" w:cs="Times New Roman"/>
-                <w:sz w:val="22"/>
-                <w:szCs w:val="22"/>
-              </w:rPr>
-            </m:ctrlPr>
-          </m:sSubPr>
-          <m:e>
-            <m:r>
-              <w:rPr>
-                <w:rFonts w:ascii="Cambria Math" w:hAnsi="Cambria Math" w:cs="Times New Roman"/>
-                <w:sz w:val="22"/>
-                <w:szCs w:val="22"/>
-              </w:rPr>
-              <m:t>h</m:t>
-            </m:r>
-          </m:e>
-          <m:sub>
-            <m:r>
-              <w:rPr>
-                <w:rFonts w:ascii="Cambria Math" w:hAnsi="Cambria Math" w:cs="Times New Roman"/>
-                <w:sz w:val="22"/>
-                <w:szCs w:val="22"/>
-              </w:rPr>
-              <m:t>0</m:t>
-            </m:r>
-          </m:sub>
-        </m:sSub>
-        <m:r>
-          <m:rPr>
-            <m:sty m:val="p"/>
-          </m:rPr>
-          <w:rPr>
-            <w:rFonts w:ascii="Cambria Math" w:hAnsi="Cambria Math" w:cs="Times New Roman"/>
-            <w:sz w:val="22"/>
-            <w:szCs w:val="22"/>
-          </w:rPr>
-          <m:t>.</m:t>
-        </m:r>
-      </m:oMath>
     </w:p>
     <w:p>
       <w:pPr>
@@ -27966,15 +27097,7 @@
               <w:sz w:val="22"/>
               <w:szCs w:val="22"/>
             </w:rPr>
-            <m:t>2</m:t>
-          </m:r>
-          <m:r>
-            <w:rPr>
-              <w:rFonts w:ascii="Cambria Math" w:hAnsi="Cambria Math" w:cs="Times New Roman"/>
-              <w:sz w:val="22"/>
-              <w:szCs w:val="22"/>
-            </w:rPr>
-            <m:t>A</m:t>
+            <m:t>2A</m:t>
           </m:r>
           <m:sSub>
             <m:sSubPr>
@@ -28018,8 +27141,16 @@
             </w:rPr>
             <m:t>)+</m:t>
           </m:r>
-          <m:f>
-            <m:fPr>
+          <m:r>
+            <w:rPr>
+              <w:rFonts w:ascii="Cambria Math" w:hAnsi="Cambria Math" w:cs="Times New Roman"/>
+              <w:sz w:val="22"/>
+              <w:szCs w:val="22"/>
+            </w:rPr>
+            <m:t>C</m:t>
+          </m:r>
+          <m:sSubSup>
+            <m:sSubSupPr>
               <m:ctrlPr>
                 <w:rPr>
                   <w:rFonts w:ascii="Cambria Math" w:hAnsi="Cambria Math" w:cs="Times New Roman"/>
@@ -28027,61 +27158,38 @@
                   <w:szCs w:val="22"/>
                 </w:rPr>
               </m:ctrlPr>
-            </m:fPr>
-            <m:num>
-              <m:r>
-                <w:rPr>
-                  <w:rFonts w:ascii="Cambria Math" w:hAnsi="Cambria Math" w:cs="Times New Roman"/>
-                  <w:sz w:val="22"/>
-                  <w:szCs w:val="22"/>
-                </w:rPr>
-                <m:t>C</m:t>
-              </m:r>
-            </m:num>
-            <m:den>
-              <m:sSubSup>
-                <m:sSubSupPr>
-                  <m:ctrlPr>
-                    <w:rPr>
-                      <w:rFonts w:ascii="Cambria Math" w:hAnsi="Cambria Math" w:cs="Times New Roman"/>
-                      <w:sz w:val="22"/>
-                      <w:szCs w:val="22"/>
-                    </w:rPr>
-                  </m:ctrlPr>
-                </m:sSubSupPr>
-                <m:e>
-                  <m:r>
-                    <w:rPr>
-                      <w:rFonts w:ascii="Cambria Math" w:hAnsi="Cambria Math" w:cs="Times New Roman"/>
-                      <w:sz w:val="22"/>
-                      <w:szCs w:val="22"/>
-                    </w:rPr>
-                    <m:t>ν</m:t>
-                  </m:r>
-                </m:e>
-                <m:sub>
-                  <m:r>
-                    <w:rPr>
-                      <w:rFonts w:ascii="Cambria Math" w:hAnsi="Cambria Math" w:cs="Times New Roman"/>
-                      <w:sz w:val="22"/>
-                      <w:szCs w:val="22"/>
-                    </w:rPr>
-                    <m:t>1</m:t>
-                  </m:r>
-                </m:sub>
-                <m:sup>
-                  <m:r>
-                    <w:rPr>
-                      <w:rFonts w:ascii="Cambria Math" w:hAnsi="Cambria Math" w:cs="Times New Roman"/>
-                      <w:sz w:val="22"/>
-                      <w:szCs w:val="22"/>
-                    </w:rPr>
-                    <m:t>2</m:t>
-                  </m:r>
-                </m:sup>
-              </m:sSubSup>
-            </m:den>
-          </m:f>
+            </m:sSubSupPr>
+            <m:e>
+              <m:r>
+                <w:rPr>
+                  <w:rFonts w:ascii="Cambria Math" w:hAnsi="Cambria Math" w:cs="Times New Roman"/>
+                  <w:sz w:val="22"/>
+                  <w:szCs w:val="22"/>
+                </w:rPr>
+                <m:t>ν</m:t>
+              </m:r>
+            </m:e>
+            <m:sub>
+              <m:r>
+                <w:rPr>
+                  <w:rFonts w:ascii="Cambria Math" w:hAnsi="Cambria Math" w:cs="Times New Roman"/>
+                  <w:sz w:val="22"/>
+                  <w:szCs w:val="22"/>
+                </w:rPr>
+                <m:t>1</m:t>
+              </m:r>
+            </m:sub>
+            <m:sup>
+              <m:r>
+                <w:rPr>
+                  <w:rFonts w:ascii="Cambria Math" w:hAnsi="Cambria Math" w:cs="Times New Roman"/>
+                  <w:sz w:val="22"/>
+                  <w:szCs w:val="22"/>
+                </w:rPr>
+                <m:t>2</m:t>
+              </m:r>
+            </m:sup>
+          </m:sSubSup>
           <m:r>
             <m:rPr>
               <m:sty m:val="p"/>
@@ -28210,15 +27318,7 @@
               <w:sz w:val="22"/>
               <w:szCs w:val="22"/>
             </w:rPr>
-            <m:t>2</m:t>
-          </m:r>
-          <m:r>
-            <w:rPr>
-              <w:rFonts w:ascii="Cambria Math" w:hAnsi="Cambria Math" w:cs="Times New Roman"/>
-              <w:sz w:val="22"/>
-              <w:szCs w:val="22"/>
-            </w:rPr>
-            <m:t>A</m:t>
+            <m:t>2A</m:t>
           </m:r>
           <m:sSub>
             <m:sSubPr>
@@ -28262,8 +27362,16 @@
             </w:rPr>
             <m:t>)+</m:t>
           </m:r>
-          <m:f>
-            <m:fPr>
+          <m:r>
+            <w:rPr>
+              <w:rFonts w:ascii="Cambria Math" w:hAnsi="Cambria Math" w:cs="Times New Roman"/>
+              <w:sz w:val="22"/>
+              <w:szCs w:val="22"/>
+            </w:rPr>
+            <m:t>C</m:t>
+          </m:r>
+          <m:sSubSup>
+            <m:sSubSupPr>
               <m:ctrlPr>
                 <w:rPr>
                   <w:rFonts w:ascii="Cambria Math" w:hAnsi="Cambria Math" w:cs="Times New Roman"/>
@@ -28271,61 +27379,38 @@
                   <w:szCs w:val="22"/>
                 </w:rPr>
               </m:ctrlPr>
-            </m:fPr>
-            <m:num>
-              <m:r>
-                <w:rPr>
-                  <w:rFonts w:ascii="Cambria Math" w:hAnsi="Cambria Math" w:cs="Times New Roman"/>
-                  <w:sz w:val="22"/>
-                  <w:szCs w:val="22"/>
-                </w:rPr>
-                <m:t>C</m:t>
-              </m:r>
-            </m:num>
-            <m:den>
-              <m:sSubSup>
-                <m:sSubSupPr>
-                  <m:ctrlPr>
-                    <w:rPr>
-                      <w:rFonts w:ascii="Cambria Math" w:hAnsi="Cambria Math" w:cs="Times New Roman"/>
-                      <w:sz w:val="22"/>
-                      <w:szCs w:val="22"/>
-                    </w:rPr>
-                  </m:ctrlPr>
-                </m:sSubSupPr>
-                <m:e>
-                  <m:r>
-                    <w:rPr>
-                      <w:rFonts w:ascii="Cambria Math" w:hAnsi="Cambria Math" w:cs="Times New Roman"/>
-                      <w:sz w:val="22"/>
-                      <w:szCs w:val="22"/>
-                    </w:rPr>
-                    <m:t>ν</m:t>
-                  </m:r>
-                </m:e>
-                <m:sub>
-                  <m:r>
-                    <w:rPr>
-                      <w:rFonts w:ascii="Cambria Math" w:hAnsi="Cambria Math" w:cs="Times New Roman"/>
-                      <w:sz w:val="22"/>
-                      <w:szCs w:val="22"/>
-                    </w:rPr>
-                    <m:t>2</m:t>
-                  </m:r>
-                </m:sub>
-                <m:sup>
-                  <m:r>
-                    <w:rPr>
-                      <w:rFonts w:ascii="Cambria Math" w:hAnsi="Cambria Math" w:cs="Times New Roman"/>
-                      <w:sz w:val="22"/>
-                      <w:szCs w:val="22"/>
-                    </w:rPr>
-                    <m:t>2</m:t>
-                  </m:r>
-                </m:sup>
-              </m:sSubSup>
-            </m:den>
-          </m:f>
+            </m:sSubSupPr>
+            <m:e>
+              <m:r>
+                <w:rPr>
+                  <w:rFonts w:ascii="Cambria Math" w:hAnsi="Cambria Math" w:cs="Times New Roman"/>
+                  <w:sz w:val="22"/>
+                  <w:szCs w:val="22"/>
+                </w:rPr>
+                <m:t>ν</m:t>
+              </m:r>
+            </m:e>
+            <m:sub>
+              <m:r>
+                <w:rPr>
+                  <w:rFonts w:ascii="Cambria Math" w:hAnsi="Cambria Math" w:cs="Times New Roman"/>
+                  <w:sz w:val="22"/>
+                  <w:szCs w:val="22"/>
+                </w:rPr>
+                <m:t>2</m:t>
+              </m:r>
+            </m:sub>
+            <m:sup>
+              <m:r>
+                <w:rPr>
+                  <w:rFonts w:ascii="Cambria Math" w:hAnsi="Cambria Math" w:cs="Times New Roman"/>
+                  <w:sz w:val="22"/>
+                  <w:szCs w:val="22"/>
+                </w:rPr>
+                <m:t>2</m:t>
+              </m:r>
+            </m:sup>
+          </m:sSubSup>
           <m:r>
             <m:rPr>
               <m:sty m:val="p"/>
@@ -28398,146 +27483,7 @@
           <w:sz w:val="22"/>
           <w:szCs w:val="22"/>
         </w:rPr>
-        <w:t xml:space="preserve">Subtracting the two equations of (25) and substituting </w:t>
-      </w:r>
-      <m:oMath>
-        <m:sSub>
-          <m:sSubPr>
-            <m:ctrlPr>
-              <w:rPr>
-                <w:rFonts w:ascii="Cambria Math" w:hAnsi="Cambria Math" w:cs="Times New Roman"/>
-                <w:sz w:val="22"/>
-                <w:szCs w:val="22"/>
-              </w:rPr>
-            </m:ctrlPr>
-          </m:sSubPr>
-          <m:e>
-            <m:r>
-              <w:rPr>
-                <w:rFonts w:ascii="Cambria Math" w:hAnsi="Cambria Math" w:cs="Times New Roman"/>
-                <w:sz w:val="22"/>
-                <w:szCs w:val="22"/>
-              </w:rPr>
-              <m:t>E</m:t>
-            </m:r>
-          </m:e>
-          <m:sub>
-            <m:r>
-              <w:rPr>
-                <w:rFonts w:ascii="Cambria Math" w:hAnsi="Cambria Math" w:cs="Times New Roman"/>
-                <w:sz w:val="22"/>
-                <w:szCs w:val="22"/>
-              </w:rPr>
-              <m:t>0</m:t>
-            </m:r>
-          </m:sub>
-        </m:sSub>
-        <m:r>
-          <m:rPr>
-            <m:sty m:val="p"/>
-          </m:rPr>
-          <w:rPr>
-            <w:rFonts w:ascii="Cambria Math" w:hAnsi="Cambria Math" w:cs="Times New Roman"/>
-            <w:sz w:val="22"/>
-            <w:szCs w:val="22"/>
-          </w:rPr>
-          <m:t>=</m:t>
-        </m:r>
-        <m:sSub>
-          <m:sSubPr>
-            <m:ctrlPr>
-              <w:rPr>
-                <w:rFonts w:ascii="Cambria Math" w:hAnsi="Cambria Math" w:cs="Times New Roman"/>
-                <w:sz w:val="22"/>
-                <w:szCs w:val="22"/>
-              </w:rPr>
-            </m:ctrlPr>
-          </m:sSubPr>
-          <m:e>
-            <m:r>
-              <w:rPr>
-                <w:rFonts w:ascii="Cambria Math" w:hAnsi="Cambria Math" w:cs="Times New Roman"/>
-                <w:sz w:val="22"/>
-                <w:szCs w:val="22"/>
-              </w:rPr>
-              <m:t>h</m:t>
-            </m:r>
-          </m:e>
-          <m:sub>
-            <m:r>
-              <w:rPr>
-                <w:rFonts w:ascii="Cambria Math" w:hAnsi="Cambria Math" w:cs="Times New Roman"/>
-                <w:sz w:val="22"/>
-                <w:szCs w:val="22"/>
-              </w:rPr>
-              <m:t>0</m:t>
-            </m:r>
-          </m:sub>
-        </m:sSub>
-        <m:r>
-          <m:rPr>
-            <m:sty m:val="p"/>
-          </m:rPr>
-          <w:rPr>
-            <w:rFonts w:ascii="Cambria Math" w:hAnsi="Cambria Math" w:cs="Times New Roman"/>
-            <w:sz w:val="22"/>
-            <w:szCs w:val="22"/>
-          </w:rPr>
-          <m:t>/(</m:t>
-        </m:r>
-        <m:r>
-          <w:rPr>
-            <w:rFonts w:ascii="Cambria Math" w:hAnsi="Cambria Math" w:cs="Times New Roman"/>
-            <w:sz w:val="22"/>
-            <w:szCs w:val="22"/>
-          </w:rPr>
-          <m:t>2</m:t>
-        </m:r>
-        <m:r>
-          <w:rPr>
-            <w:rFonts w:ascii="Cambria Math" w:hAnsi="Cambria Math" w:cs="Times New Roman"/>
-            <w:sz w:val="22"/>
-            <w:szCs w:val="22"/>
-          </w:rPr>
-          <m:t>A</m:t>
-        </m:r>
-        <m:r>
-          <m:rPr>
-            <m:sty m:val="p"/>
-          </m:rPr>
-          <w:rPr>
-            <w:rFonts w:ascii="Cambria Math" w:hAnsi="Cambria Math" w:cs="Times New Roman"/>
-            <w:sz w:val="22"/>
-            <w:szCs w:val="22"/>
-          </w:rPr>
-          <m:t>)</m:t>
-        </m:r>
-      </m:oMath>
-      <w:r>
-        <w:rPr>
-          <w:rFonts w:ascii="Times New Roman" w:hAnsi="Times New Roman" w:cs="Times New Roman"/>
-          <w:sz w:val="22"/>
-          <w:szCs w:val="22"/>
-        </w:rPr>
-        <w:t xml:space="preserve"> from (24) reduces the system to a single transcendental equation in </w:t>
-      </w:r>
-      <m:oMath>
-        <m:r>
-          <w:rPr>
-            <w:rFonts w:ascii="Cambria Math" w:hAnsi="Cambria Math" w:cs="Times New Roman"/>
-            <w:sz w:val="22"/>
-            <w:szCs w:val="22"/>
-          </w:rPr>
-          <m:t>A</m:t>
-        </m:r>
-      </m:oMath>
-      <w:r>
-        <w:rPr>
-          <w:rFonts w:ascii="Times New Roman" w:hAnsi="Times New Roman" w:cs="Times New Roman"/>
-          <w:sz w:val="22"/>
-          <w:szCs w:val="22"/>
-        </w:rPr>
-        <w:t>, whose solution is</w:t>
+        <w:t>With 2A = 2.787176283×10⁻¹⁷ s fixed (PlanckCalculus), the two linear equations (25) give E0 and C; the solution is</w:t>
       </w:r>
     </w:p>
     <w:p>
@@ -28572,15 +27518,7 @@
                   <w:sz w:val="22"/>
                   <w:szCs w:val="22"/>
                 </w:rPr>
-                <m:t> </m:t>
-              </m:r>
-              <m:r>
-                <w:rPr>
-                  <w:rFonts w:ascii="Cambria Math" w:hAnsi="Cambria Math" w:cs="Times New Roman"/>
-                  <w:sz w:val="22"/>
-                  <w:szCs w:val="22"/>
-                </w:rPr>
-                <m:t>A</m:t>
+                <m:t> 2A</m:t>
               </m:r>
               <m:r>
                 <m:rPr>
@@ -28599,7 +27537,7 @@
                   <w:sz w:val="22"/>
                   <w:szCs w:val="22"/>
                 </w:rPr>
-                <m:t>4.2661</m:t>
+                <m:t>2.787176283</m:t>
               </m:r>
               <m:r>
                 <m:rPr>
@@ -28650,7 +27588,7 @@
                       <w:sz w:val="22"/>
                       <w:szCs w:val="22"/>
                     </w:rPr>
-                    <m:t>15</m:t>
+                    <m:t>17</m:t>
                   </m:r>
                 </m:sup>
               </m:sSup>
@@ -28740,7 +27678,7 @@
                   <w:sz w:val="22"/>
                   <w:szCs w:val="22"/>
                 </w:rPr>
-                <m:t>0.4847 </m:t>
+                <m:t>150.5775750 </m:t>
               </m:r>
               <m:r>
                 <m:rPr>
@@ -28770,15 +27708,7 @@
                   <w:sz w:val="22"/>
                   <w:szCs w:val="22"/>
                 </w:rPr>
-                <m:t>  </m:t>
-              </m:r>
-              <m:r>
-                <w:rPr>
-                  <w:rFonts w:ascii="Cambria Math" w:hAnsi="Cambria Math" w:cs="Times New Roman"/>
-                  <w:sz w:val="22"/>
-                  <w:szCs w:val="22"/>
-                </w:rPr>
-                <m:t>C</m:t>
+                <m:t>  C</m:t>
               </m:r>
               <m:r>
                 <m:rPr>
@@ -28797,7 +27727,7 @@
                   <w:sz w:val="22"/>
                   <w:szCs w:val="22"/>
                 </w:rPr>
-                <m:t>1.4085</m:t>
+                <m:t>-2.050536941</m:t>
               </m:r>
               <m:r>
                 <m:rPr>
@@ -28837,7 +27767,7 @@
                       <w:sz w:val="22"/>
                       <w:szCs w:val="22"/>
                     </w:rPr>
-                    <m:t>30</m:t>
+                    <m:t>-32</m:t>
                   </m:r>
                 </m:sup>
               </m:sSup>
@@ -28898,7 +27828,7 @@
                       <w:sz w:val="22"/>
                       <w:szCs w:val="22"/>
                     </w:rPr>
-                    <m:t>2</m:t>
+                    <m:t>-2</m:t>
                   </m:r>
                 </m:sup>
               </m:sSup>
@@ -29026,7 +27956,7 @@
               <w:sz w:val="22"/>
               <w:szCs w:val="22"/>
             </w:rPr>
-            <m:t>0.4847</m:t>
+            <m:t>150.5775750</m:t>
           </m:r>
           <m:r>
             <m:rPr>
@@ -29083,26 +28013,7 @@
                   <w:sz w:val="22"/>
                   <w:szCs w:val="22"/>
                 </w:rPr>
-                <m:t>2</m:t>
-              </m:r>
-              <m:r>
-                <m:rPr>
-                  <m:sty m:val="p"/>
-                </m:rPr>
-                <w:rPr>
-                  <w:rFonts w:ascii="Cambria Math" w:hAnsi="Cambria Math" w:cs="Times New Roman"/>
-                  <w:sz w:val="22"/>
-                  <w:szCs w:val="22"/>
-                </w:rPr>
-                <m:t>×</m:t>
-              </m:r>
-              <m:r>
-                <w:rPr>
-                  <w:rFonts w:ascii="Cambria Math" w:hAnsi="Cambria Math" w:cs="Times New Roman"/>
-                  <w:sz w:val="22"/>
-                  <w:szCs w:val="22"/>
-                </w:rPr>
-                <m:t>4.2661</m:t>
+                <m:t>2.787176283</m:t>
               </m:r>
               <m:r>
                 <m:rPr>
@@ -29153,7 +28064,7 @@
                       <w:sz w:val="22"/>
                       <w:szCs w:val="22"/>
                     </w:rPr>
-                    <m:t>15</m:t>
+                    <m:t>17</m:t>
                   </m:r>
                 </m:sup>
               </m:sSup>
@@ -29229,10 +28140,29 @@
               <w:sz w:val="22"/>
               <w:szCs w:val="22"/>
             </w:rPr>
-            <m:t>+</m:t>
+            <m:t>-</m:t>
           </m:r>
-          <m:f>
-            <m:fPr>
+          <m:r>
+            <w:rPr>
+              <w:rFonts w:ascii="Cambria Math" w:hAnsi="Cambria Math" w:cs="Times New Roman"/>
+              <w:sz w:val="22"/>
+              <w:szCs w:val="22"/>
+            </w:rPr>
+            <m:t>2.050536941</m:t>
+          </m:r>
+          <m:r>
+            <m:rPr>
+              <m:sty m:val="p"/>
+            </m:rPr>
+            <w:rPr>
+              <w:rFonts w:ascii="Cambria Math" w:hAnsi="Cambria Math" w:cs="Times New Roman"/>
+              <w:sz w:val="22"/>
+              <w:szCs w:val="22"/>
+            </w:rPr>
+            <m:t>×</m:t>
+          </m:r>
+          <m:sSup>
+            <m:sSupPr>
               <m:ctrlPr>
                 <w:rPr>
                   <w:rFonts w:ascii="Cambria Math" w:hAnsi="Cambria Math" w:cs="Times New Roman"/>
@@ -29240,16 +28170,100 @@
                   <w:szCs w:val="22"/>
                 </w:rPr>
               </m:ctrlPr>
-            </m:fPr>
-            <m:num>
-              <m:r>
-                <w:rPr>
-                  <w:rFonts w:ascii="Cambria Math" w:hAnsi="Cambria Math" w:cs="Times New Roman"/>
-                  <w:sz w:val="22"/>
-                  <w:szCs w:val="22"/>
-                </w:rPr>
-                <m:t>1.4085</m:t>
-              </m:r>
+            </m:sSupPr>
+            <m:e>
+              <m:r>
+                <w:rPr>
+                  <w:rFonts w:ascii="Cambria Math" w:hAnsi="Cambria Math" w:cs="Times New Roman"/>
+                  <w:sz w:val="22"/>
+                  <w:szCs w:val="22"/>
+                </w:rPr>
+                <m:t>10</m:t>
+              </m:r>
+            </m:e>
+            <m:sup>
+              <m:r>
+                <w:rPr>
+                  <w:rFonts w:ascii="Cambria Math" w:hAnsi="Cambria Math" w:cs="Times New Roman"/>
+                  <w:sz w:val="22"/>
+                  <w:szCs w:val="22"/>
+                </w:rPr>
+                <m:t>-32</m:t>
+              </m:r>
+            </m:sup>
+          </m:sSup>
+          <m:r>
+            <m:rPr>
+              <m:sty m:val="p"/>
+            </m:rPr>
+            <w:rPr>
+              <w:rFonts w:ascii="Cambria Math" w:hAnsi="Cambria Math" w:cs="Times New Roman"/>
+              <w:sz w:val="22"/>
+              <w:szCs w:val="22"/>
+            </w:rPr>
+            <m:t>×(</m:t>
+          </m:r>
+          <m:r>
+            <w:rPr>
+              <w:rFonts w:ascii="Cambria Math" w:hAnsi="Cambria Math" w:cs="Times New Roman"/>
+              <w:sz w:val="22"/>
+              <w:szCs w:val="22"/>
+            </w:rPr>
+            <m:t>7.8804</m:t>
+          </m:r>
+          <m:r>
+            <m:rPr>
+              <m:sty m:val="p"/>
+            </m:rPr>
+            <w:rPr>
+              <w:rFonts w:ascii="Cambria Math" w:hAnsi="Cambria Math" w:cs="Times New Roman"/>
+              <w:sz w:val="22"/>
+              <w:szCs w:val="22"/>
+            </w:rPr>
+            <m:t>×</m:t>
+          </m:r>
+          <m:sSup>
+            <m:sSupPr>
+              <m:ctrlPr>
+                <w:rPr>
+                  <w:rFonts w:ascii="Cambria Math" w:hAnsi="Cambria Math" w:cs="Times New Roman"/>
+                  <w:sz w:val="22"/>
+                  <w:szCs w:val="22"/>
+                </w:rPr>
+              </m:ctrlPr>
+            </m:sSupPr>
+            <m:e>
+              <m:r>
+                <w:rPr>
+                  <w:rFonts w:ascii="Cambria Math" w:hAnsi="Cambria Math" w:cs="Times New Roman"/>
+                  <w:sz w:val="22"/>
+                  <w:szCs w:val="22"/>
+                </w:rPr>
+                <m:t>10</m:t>
+              </m:r>
+            </m:e>
+            <m:sup>
+              <m:r>
+                <w:rPr>
+                  <w:rFonts w:ascii="Cambria Math" w:hAnsi="Cambria Math" w:cs="Times New Roman"/>
+                  <w:sz w:val="22"/>
+                  <w:szCs w:val="22"/>
+                </w:rPr>
+                <m:t>14</m:t>
+              </m:r>
+            </m:sup>
+          </m:sSup>
+          <m:sSup>
+            <m:sSupPr>
+              <m:ctrlPr>
+                <w:rPr>
+                  <w:rFonts w:ascii="Cambria Math" w:hAnsi="Cambria Math" w:cs="Times New Roman"/>
+                  <w:sz w:val="22"/>
+                  <w:szCs w:val="22"/>
+                </w:rPr>
+              </m:ctrlPr>
+            </m:sSupPr>
+            <m:e>
               <m:r>
                 <m:rPr>
                   <m:sty m:val="p"/>
@@ -29259,138 +28273,20 @@
                   <w:sz w:val="22"/>
                   <w:szCs w:val="22"/>
                 </w:rPr>
-                <m:t>×</m:t>
-              </m:r>
-              <m:sSup>
-                <m:sSupPr>
-                  <m:ctrlPr>
-                    <w:rPr>
-                      <w:rFonts w:ascii="Cambria Math" w:hAnsi="Cambria Math" w:cs="Times New Roman"/>
-                      <w:sz w:val="22"/>
-                      <w:szCs w:val="22"/>
-                    </w:rPr>
-                  </m:ctrlPr>
-                </m:sSupPr>
-                <m:e>
-                  <m:r>
-                    <w:rPr>
-                      <w:rFonts w:ascii="Cambria Math" w:hAnsi="Cambria Math" w:cs="Times New Roman"/>
-                      <w:sz w:val="22"/>
-                      <w:szCs w:val="22"/>
-                    </w:rPr>
-                    <m:t>10</m:t>
-                  </m:r>
-                </m:e>
-                <m:sup>
-                  <m:r>
-                    <w:rPr>
-                      <w:rFonts w:ascii="Cambria Math" w:hAnsi="Cambria Math" w:cs="Times New Roman"/>
-                      <w:sz w:val="22"/>
-                      <w:szCs w:val="22"/>
-                    </w:rPr>
-                    <m:t>30</m:t>
-                  </m:r>
-                </m:sup>
-              </m:sSup>
-            </m:num>
-            <m:den>
-              <m:r>
-                <m:rPr>
-                  <m:sty m:val="p"/>
-                </m:rPr>
-                <w:rPr>
-                  <w:rFonts w:ascii="Cambria Math" w:hAnsi="Cambria Math" w:cs="Times New Roman"/>
-                  <w:sz w:val="22"/>
-                  <w:szCs w:val="22"/>
-                </w:rPr>
-                <m:t>(</m:t>
-              </m:r>
-              <m:r>
-                <w:rPr>
-                  <w:rFonts w:ascii="Cambria Math" w:hAnsi="Cambria Math" w:cs="Times New Roman"/>
-                  <w:sz w:val="22"/>
-                  <w:szCs w:val="22"/>
-                </w:rPr>
-                <m:t>7.8804</m:t>
-              </m:r>
-              <m:r>
-                <m:rPr>
-                  <m:sty m:val="p"/>
-                </m:rPr>
-                <w:rPr>
-                  <w:rFonts w:ascii="Cambria Math" w:hAnsi="Cambria Math" w:cs="Times New Roman"/>
-                  <w:sz w:val="22"/>
-                  <w:szCs w:val="22"/>
-                </w:rPr>
-                <m:t>×</m:t>
-              </m:r>
-              <m:sSup>
-                <m:sSupPr>
-                  <m:ctrlPr>
-                    <w:rPr>
-                      <w:rFonts w:ascii="Cambria Math" w:hAnsi="Cambria Math" w:cs="Times New Roman"/>
-                      <w:sz w:val="22"/>
-                      <w:szCs w:val="22"/>
-                    </w:rPr>
-                  </m:ctrlPr>
-                </m:sSupPr>
-                <m:e>
-                  <m:r>
-                    <w:rPr>
-                      <w:rFonts w:ascii="Cambria Math" w:hAnsi="Cambria Math" w:cs="Times New Roman"/>
-                      <w:sz w:val="22"/>
-                      <w:szCs w:val="22"/>
-                    </w:rPr>
-                    <m:t>10</m:t>
-                  </m:r>
-                </m:e>
-                <m:sup>
-                  <m:r>
-                    <w:rPr>
-                      <w:rFonts w:ascii="Cambria Math" w:hAnsi="Cambria Math" w:cs="Times New Roman"/>
-                      <w:sz w:val="22"/>
-                      <w:szCs w:val="22"/>
-                    </w:rPr>
-                    <m:t>14</m:t>
-                  </m:r>
-                </m:sup>
-              </m:sSup>
-              <m:sSup>
-                <m:sSupPr>
-                  <m:ctrlPr>
-                    <w:rPr>
-                      <w:rFonts w:ascii="Cambria Math" w:hAnsi="Cambria Math" w:cs="Times New Roman"/>
-                      <w:sz w:val="22"/>
-                      <w:szCs w:val="22"/>
-                    </w:rPr>
-                  </m:ctrlPr>
-                </m:sSupPr>
-                <m:e>
-                  <m:r>
-                    <m:rPr>
-                      <m:sty m:val="p"/>
-                    </m:rPr>
-                    <w:rPr>
-                      <w:rFonts w:ascii="Cambria Math" w:hAnsi="Cambria Math" w:cs="Times New Roman"/>
-                      <w:sz w:val="22"/>
-                      <w:szCs w:val="22"/>
-                    </w:rPr>
-                    <m:t>)</m:t>
-                  </m:r>
-                </m:e>
-                <m:sup>
-                  <m:r>
-                    <w:rPr>
-                      <w:rFonts w:ascii="Cambria Math" w:hAnsi="Cambria Math" w:cs="Times New Roman"/>
-                      <w:sz w:val="22"/>
-                      <w:szCs w:val="22"/>
-                    </w:rPr>
-                    <m:t>2</m:t>
-                  </m:r>
-                </m:sup>
-              </m:sSup>
-            </m:den>
-          </m:f>
+                <m:t>)</m:t>
+              </m:r>
+            </m:e>
+            <m:sup>
+              <m:r>
+                <w:rPr>
+                  <w:rFonts w:ascii="Cambria Math" w:hAnsi="Cambria Math" w:cs="Times New Roman"/>
+                  <w:sz w:val="22"/>
+                  <w:szCs w:val="22"/>
+                </w:rPr>
+                <m:t>2</m:t>
+              </m:r>
+            </m:sup>
+          </m:sSup>
           <m:r>
             <m:rPr>
               <m:sty m:val="p"/>
@@ -29525,7 +28421,7 @@
               <w:sz w:val="22"/>
               <w:szCs w:val="22"/>
             </w:rPr>
-            <m:t>0.4847</m:t>
+            <m:t>150.5775750</m:t>
           </m:r>
           <m:r>
             <m:rPr>
@@ -29582,26 +28478,7 @@
                   <w:sz w:val="22"/>
                   <w:szCs w:val="22"/>
                 </w:rPr>
-                <m:t>2</m:t>
-              </m:r>
-              <m:r>
-                <m:rPr>
-                  <m:sty m:val="p"/>
-                </m:rPr>
-                <w:rPr>
-                  <w:rFonts w:ascii="Cambria Math" w:hAnsi="Cambria Math" w:cs="Times New Roman"/>
-                  <w:sz w:val="22"/>
-                  <w:szCs w:val="22"/>
-                </w:rPr>
-                <m:t>×</m:t>
-              </m:r>
-              <m:r>
-                <w:rPr>
-                  <w:rFonts w:ascii="Cambria Math" w:hAnsi="Cambria Math" w:cs="Times New Roman"/>
-                  <w:sz w:val="22"/>
-                  <w:szCs w:val="22"/>
-                </w:rPr>
-                <m:t>4.2661</m:t>
+                <m:t>2.787176283</m:t>
               </m:r>
               <m:r>
                 <m:rPr>
@@ -29652,7 +28529,7 @@
                       <w:sz w:val="22"/>
                       <w:szCs w:val="22"/>
                     </w:rPr>
-                    <m:t>15</m:t>
+                    <m:t>17</m:t>
                   </m:r>
                 </m:sup>
               </m:sSup>
@@ -29728,10 +28605,29 @@
               <w:sz w:val="22"/>
               <w:szCs w:val="22"/>
             </w:rPr>
-            <m:t>+</m:t>
+            <m:t>-</m:t>
           </m:r>
-          <m:f>
-            <m:fPr>
+          <m:r>
+            <w:rPr>
+              <w:rFonts w:ascii="Cambria Math" w:hAnsi="Cambria Math" w:cs="Times New Roman"/>
+              <w:sz w:val="22"/>
+              <w:szCs w:val="22"/>
+            </w:rPr>
+            <m:t>2.050536941</m:t>
+          </m:r>
+          <m:r>
+            <m:rPr>
+              <m:sty m:val="p"/>
+            </m:rPr>
+            <w:rPr>
+              <w:rFonts w:ascii="Cambria Math" w:hAnsi="Cambria Math" w:cs="Times New Roman"/>
+              <w:sz w:val="22"/>
+              <w:szCs w:val="22"/>
+            </w:rPr>
+            <m:t>×</m:t>
+          </m:r>
+          <m:sSup>
+            <m:sSupPr>
               <m:ctrlPr>
                 <w:rPr>
                   <w:rFonts w:ascii="Cambria Math" w:hAnsi="Cambria Math" w:cs="Times New Roman"/>
@@ -29739,16 +28635,100 @@
                   <w:szCs w:val="22"/>
                 </w:rPr>
               </m:ctrlPr>
-            </m:fPr>
-            <m:num>
-              <m:r>
-                <w:rPr>
-                  <w:rFonts w:ascii="Cambria Math" w:hAnsi="Cambria Math" w:cs="Times New Roman"/>
-                  <w:sz w:val="22"/>
-                  <w:szCs w:val="22"/>
-                </w:rPr>
-                <m:t>1.4085</m:t>
-              </m:r>
+            </m:sSupPr>
+            <m:e>
+              <m:r>
+                <w:rPr>
+                  <w:rFonts w:ascii="Cambria Math" w:hAnsi="Cambria Math" w:cs="Times New Roman"/>
+                  <w:sz w:val="22"/>
+                  <w:szCs w:val="22"/>
+                </w:rPr>
+                <m:t>10</m:t>
+              </m:r>
+            </m:e>
+            <m:sup>
+              <m:r>
+                <w:rPr>
+                  <w:rFonts w:ascii="Cambria Math" w:hAnsi="Cambria Math" w:cs="Times New Roman"/>
+                  <w:sz w:val="22"/>
+                  <w:szCs w:val="22"/>
+                </w:rPr>
+                <m:t>-32</m:t>
+              </m:r>
+            </m:sup>
+          </m:sSup>
+          <m:r>
+            <m:rPr>
+              <m:sty m:val="p"/>
+            </m:rPr>
+            <w:rPr>
+              <w:rFonts w:ascii="Cambria Math" w:hAnsi="Cambria Math" w:cs="Times New Roman"/>
+              <w:sz w:val="22"/>
+              <w:szCs w:val="22"/>
+            </w:rPr>
+            <m:t>×(</m:t>
+          </m:r>
+          <m:r>
+            <w:rPr>
+              <w:rFonts w:ascii="Cambria Math" w:hAnsi="Cambria Math" w:cs="Times New Roman"/>
+              <w:sz w:val="22"/>
+              <w:szCs w:val="22"/>
+            </w:rPr>
+            <m:t>9.7335</m:t>
+          </m:r>
+          <m:r>
+            <m:rPr>
+              <m:sty m:val="p"/>
+            </m:rPr>
+            <w:rPr>
+              <w:rFonts w:ascii="Cambria Math" w:hAnsi="Cambria Math" w:cs="Times New Roman"/>
+              <w:sz w:val="22"/>
+              <w:szCs w:val="22"/>
+            </w:rPr>
+            <m:t>×</m:t>
+          </m:r>
+          <m:sSup>
+            <m:sSupPr>
+              <m:ctrlPr>
+                <w:rPr>
+                  <w:rFonts w:ascii="Cambria Math" w:hAnsi="Cambria Math" w:cs="Times New Roman"/>
+                  <w:sz w:val="22"/>
+                  <w:szCs w:val="22"/>
+                </w:rPr>
+              </m:ctrlPr>
+            </m:sSupPr>
+            <m:e>
+              <m:r>
+                <w:rPr>
+                  <w:rFonts w:ascii="Cambria Math" w:hAnsi="Cambria Math" w:cs="Times New Roman"/>
+                  <w:sz w:val="22"/>
+                  <w:szCs w:val="22"/>
+                </w:rPr>
+                <m:t>10</m:t>
+              </m:r>
+            </m:e>
+            <m:sup>
+              <m:r>
+                <w:rPr>
+                  <w:rFonts w:ascii="Cambria Math" w:hAnsi="Cambria Math" w:cs="Times New Roman"/>
+                  <w:sz w:val="22"/>
+                  <w:szCs w:val="22"/>
+                </w:rPr>
+                <m:t>16</m:t>
+              </m:r>
+            </m:sup>
+          </m:sSup>
+          <m:sSup>
+            <m:sSupPr>
+              <m:ctrlPr>
+                <w:rPr>
+                  <w:rFonts w:ascii="Cambria Math" w:hAnsi="Cambria Math" w:cs="Times New Roman"/>
+                  <w:sz w:val="22"/>
+                  <w:szCs w:val="22"/>
+                </w:rPr>
+              </m:ctrlPr>
+            </m:sSupPr>
+            <m:e>
               <m:r>
                 <m:rPr>
                   <m:sty m:val="p"/>
@@ -29758,138 +28738,20 @@
                   <w:sz w:val="22"/>
                   <w:szCs w:val="22"/>
                 </w:rPr>
-                <m:t>×</m:t>
-              </m:r>
-              <m:sSup>
-                <m:sSupPr>
-                  <m:ctrlPr>
-                    <w:rPr>
-                      <w:rFonts w:ascii="Cambria Math" w:hAnsi="Cambria Math" w:cs="Times New Roman"/>
-                      <w:sz w:val="22"/>
-                      <w:szCs w:val="22"/>
-                    </w:rPr>
-                  </m:ctrlPr>
-                </m:sSupPr>
-                <m:e>
-                  <m:r>
-                    <w:rPr>
-                      <w:rFonts w:ascii="Cambria Math" w:hAnsi="Cambria Math" w:cs="Times New Roman"/>
-                      <w:sz w:val="22"/>
-                      <w:szCs w:val="22"/>
-                    </w:rPr>
-                    <m:t>10</m:t>
-                  </m:r>
-                </m:e>
-                <m:sup>
-                  <m:r>
-                    <w:rPr>
-                      <w:rFonts w:ascii="Cambria Math" w:hAnsi="Cambria Math" w:cs="Times New Roman"/>
-                      <w:sz w:val="22"/>
-                      <w:szCs w:val="22"/>
-                    </w:rPr>
-                    <m:t>30</m:t>
-                  </m:r>
-                </m:sup>
-              </m:sSup>
-            </m:num>
-            <m:den>
-              <m:r>
-                <m:rPr>
-                  <m:sty m:val="p"/>
-                </m:rPr>
-                <w:rPr>
-                  <w:rFonts w:ascii="Cambria Math" w:hAnsi="Cambria Math" w:cs="Times New Roman"/>
-                  <w:sz w:val="22"/>
-                  <w:szCs w:val="22"/>
-                </w:rPr>
-                <m:t>(</m:t>
-              </m:r>
-              <m:r>
-                <w:rPr>
-                  <w:rFonts w:ascii="Cambria Math" w:hAnsi="Cambria Math" w:cs="Times New Roman"/>
-                  <w:sz w:val="22"/>
-                  <w:szCs w:val="22"/>
-                </w:rPr>
-                <m:t>9.7335</m:t>
-              </m:r>
-              <m:r>
-                <m:rPr>
-                  <m:sty m:val="p"/>
-                </m:rPr>
-                <w:rPr>
-                  <w:rFonts w:ascii="Cambria Math" w:hAnsi="Cambria Math" w:cs="Times New Roman"/>
-                  <w:sz w:val="22"/>
-                  <w:szCs w:val="22"/>
-                </w:rPr>
-                <m:t>×</m:t>
-              </m:r>
-              <m:sSup>
-                <m:sSupPr>
-                  <m:ctrlPr>
-                    <w:rPr>
-                      <w:rFonts w:ascii="Cambria Math" w:hAnsi="Cambria Math" w:cs="Times New Roman"/>
-                      <w:sz w:val="22"/>
-                      <w:szCs w:val="22"/>
-                    </w:rPr>
-                  </m:ctrlPr>
-                </m:sSupPr>
-                <m:e>
-                  <m:r>
-                    <w:rPr>
-                      <w:rFonts w:ascii="Cambria Math" w:hAnsi="Cambria Math" w:cs="Times New Roman"/>
-                      <w:sz w:val="22"/>
-                      <w:szCs w:val="22"/>
-                    </w:rPr>
-                    <m:t>10</m:t>
-                  </m:r>
-                </m:e>
-                <m:sup>
-                  <m:r>
-                    <w:rPr>
-                      <w:rFonts w:ascii="Cambria Math" w:hAnsi="Cambria Math" w:cs="Times New Roman"/>
-                      <w:sz w:val="22"/>
-                      <w:szCs w:val="22"/>
-                    </w:rPr>
-                    <m:t>16</m:t>
-                  </m:r>
-                </m:sup>
-              </m:sSup>
-              <m:sSup>
-                <m:sSupPr>
-                  <m:ctrlPr>
-                    <w:rPr>
-                      <w:rFonts w:ascii="Cambria Math" w:hAnsi="Cambria Math" w:cs="Times New Roman"/>
-                      <w:sz w:val="22"/>
-                      <w:szCs w:val="22"/>
-                    </w:rPr>
-                  </m:ctrlPr>
-                </m:sSupPr>
-                <m:e>
-                  <m:r>
-                    <m:rPr>
-                      <m:sty m:val="p"/>
-                    </m:rPr>
-                    <w:rPr>
-                      <w:rFonts w:ascii="Cambria Math" w:hAnsi="Cambria Math" w:cs="Times New Roman"/>
-                      <w:sz w:val="22"/>
-                      <w:szCs w:val="22"/>
-                    </w:rPr>
-                    <m:t>)</m:t>
-                  </m:r>
-                </m:e>
-                <m:sup>
-                  <m:r>
-                    <w:rPr>
-                      <w:rFonts w:ascii="Cambria Math" w:hAnsi="Cambria Math" w:cs="Times New Roman"/>
-                      <w:sz w:val="22"/>
-                      <w:szCs w:val="22"/>
-                    </w:rPr>
-                    <m:t>2</m:t>
-                  </m:r>
-                </m:sup>
-              </m:sSup>
-            </m:den>
-          </m:f>
+                <m:t>)</m:t>
+              </m:r>
+            </m:e>
+            <m:sup>
+              <m:r>
+                <w:rPr>
+                  <w:rFonts w:ascii="Cambria Math" w:hAnsi="Cambria Math" w:cs="Times New Roman"/>
+                  <w:sz w:val="22"/>
+                  <w:szCs w:val="22"/>
+                </w:rPr>
+                <m:t>2</m:t>
+              </m:r>
+            </m:sup>
+          </m:sSup>
           <m:r>
             <m:rPr>
               <m:sty m:val="p"/>
@@ -29953,7 +28815,7 @@
         </w:rPr>
       </w:pPr>
       <w:bookmarkStart w:id="33" w:name="Xee8c0e235ad5a22d4ee0e57d75dd7db39e168ff"/>
-      <w:bookmarkStart w:id="34" w:name="_Toc244333769"/>
+      <w:bookmarkStart w:id="34" w:name="_Toc244334396"/>
       <w:bookmarkEnd w:id="32"/>
       <w:r>
         <w:rPr>
@@ -30920,15 +29782,7 @@
                   <w:sz w:val="22"/>
                   <w:szCs w:val="22"/>
                 </w:rPr>
-                <m:t> </m:t>
-              </m:r>
-              <m:r>
-                <w:rPr>
-                  <w:rFonts w:ascii="Cambria Math" w:hAnsi="Cambria Math" w:cs="Times New Roman"/>
-                  <w:sz w:val="22"/>
-                  <w:szCs w:val="22"/>
-                </w:rPr>
-                <m:t>ε</m:t>
+                <m:t> ε</m:t>
               </m:r>
               <m:r>
                 <m:rPr>
@@ -31393,15 +30247,7 @@
                   <w:sz w:val="22"/>
                   <w:szCs w:val="22"/>
                 </w:rPr>
-                <m:t> </m:t>
-              </m:r>
-              <m:r>
-                <w:rPr>
-                  <w:rFonts w:ascii="Cambria Math" w:hAnsi="Cambria Math" w:cs="Times New Roman"/>
-                  <w:sz w:val="22"/>
-                  <w:szCs w:val="22"/>
-                </w:rPr>
-                <m:t>E</m:t>
+                <m:t> E</m:t>
               </m:r>
               <m:r>
                 <m:rPr>
@@ -31470,15 +30316,7 @@
                   <w:sz w:val="22"/>
                   <w:szCs w:val="22"/>
                 </w:rPr>
-                <m:t> </m:t>
-              </m:r>
-              <m:r>
-                <w:rPr>
-                  <w:rFonts w:ascii="Cambria Math" w:hAnsi="Cambria Math" w:cs="Times New Roman"/>
-                  <w:sz w:val="22"/>
-                  <w:szCs w:val="22"/>
-                </w:rPr>
-                <m:t>ν</m:t>
+                <m:t> ν</m:t>
               </m:r>
               <m:d>
                 <m:dPr>
@@ -32037,7 +30875,7 @@
         </w:rPr>
       </w:pPr>
       <w:bookmarkStart w:id="35" w:name="Xc35c3c789a3ec70f304c5481fdf0161016da3f0"/>
-      <w:bookmarkStart w:id="36" w:name="_Toc244333770"/>
+      <w:bookmarkStart w:id="36" w:name="_Toc244334397"/>
       <w:bookmarkEnd w:id="33"/>
       <w:r>
         <w:rPr>
@@ -32203,15 +31041,7 @@
                   <w:sz w:val="22"/>
                   <w:szCs w:val="22"/>
                 </w:rPr>
-                <m:t> </m:t>
-              </m:r>
-              <m:r>
-                <w:rPr>
-                  <w:rFonts w:ascii="Cambria Math" w:hAnsi="Cambria Math" w:cs="Times New Roman"/>
-                  <w:sz w:val="22"/>
-                  <w:szCs w:val="22"/>
-                </w:rPr>
-                <m:t>E</m:t>
+                <m:t> E</m:t>
               </m:r>
               <m:r>
                 <m:rPr>
@@ -32386,15 +31216,7 @@
                       <w:sz w:val="22"/>
                       <w:szCs w:val="22"/>
                     </w:rPr>
-                    <m:t> </m:t>
-                  </m:r>
-                  <m:r>
-                    <w:rPr>
-                      <w:rFonts w:ascii="Cambria Math" w:hAnsi="Cambria Math" w:cs="Times New Roman"/>
-                      <w:sz w:val="22"/>
-                      <w:szCs w:val="22"/>
-                    </w:rPr>
-                    <m:t>ν</m:t>
+                    <m:t> ν</m:t>
                   </m:r>
                 </m:e>
               </m:d>
@@ -32887,7 +31709,7 @@
         </w:rPr>
       </w:pPr>
       <w:bookmarkStart w:id="37" w:name="spectral-energy-table"/>
-      <w:bookmarkStart w:id="38" w:name="_Toc244333771"/>
+      <w:bookmarkStart w:id="38" w:name="_Toc244334398"/>
       <w:bookmarkEnd w:id="35"/>
       <w:r>
         <w:rPr>
@@ -35450,15 +34272,7 @@
                 <w:sz w:val="22"/>
                 <w:szCs w:val="22"/>
               </w:rPr>
-              <w:t>−</w:t>
-            </w:r>
-            <w:r>
-              <w:rPr>
-                <w:rFonts w:ascii="Times New Roman" w:hAnsi="Times New Roman" w:cs="Times New Roman"/>
-                <w:sz w:val="22"/>
-                <w:szCs w:val="22"/>
-              </w:rPr>
-              <w:t>4.9%</w:t>
+              <w:t>−4.9%</w:t>
             </w:r>
           </w:p>
         </w:tc>
@@ -35681,15 +34495,7 @@
                 <w:sz w:val="22"/>
                 <w:szCs w:val="22"/>
               </w:rPr>
-              <w:t>−</w:t>
-            </w:r>
-            <w:r>
-              <w:rPr>
-                <w:rFonts w:ascii="Times New Roman" w:hAnsi="Times New Roman" w:cs="Times New Roman"/>
-                <w:sz w:val="22"/>
-                <w:szCs w:val="22"/>
-              </w:rPr>
-              <w:t>13.2%</w:t>
+              <w:t>−13.2%</w:t>
             </w:r>
           </w:p>
         </w:tc>
@@ -35912,15 +34718,7 @@
                 <w:sz w:val="22"/>
                 <w:szCs w:val="22"/>
               </w:rPr>
-              <w:t>−</w:t>
-            </w:r>
-            <w:r>
-              <w:rPr>
-                <w:rFonts w:ascii="Times New Roman" w:hAnsi="Times New Roman" w:cs="Times New Roman"/>
-                <w:sz w:val="22"/>
-                <w:szCs w:val="22"/>
-              </w:rPr>
-              <w:t>27.5%</w:t>
+              <w:t>−27.5%</w:t>
             </w:r>
           </w:p>
         </w:tc>
@@ -36143,15 +34941,7 @@
                 <w:sz w:val="22"/>
                 <w:szCs w:val="22"/>
               </w:rPr>
-              <w:t>−</w:t>
-            </w:r>
-            <w:r>
-              <w:rPr>
-                <w:rFonts w:ascii="Times New Roman" w:hAnsi="Times New Roman" w:cs="Times New Roman"/>
-                <w:sz w:val="22"/>
-                <w:szCs w:val="22"/>
-              </w:rPr>
-              <w:t>52.3%</w:t>
+              <w:t>−52.3%</w:t>
             </w:r>
           </w:p>
         </w:tc>
@@ -36374,15 +35164,7 @@
                 <w:sz w:val="22"/>
                 <w:szCs w:val="22"/>
               </w:rPr>
-              <w:t>−</w:t>
-            </w:r>
-            <w:r>
-              <w:rPr>
-                <w:rFonts w:ascii="Times New Roman" w:hAnsi="Times New Roman" w:cs="Times New Roman"/>
-                <w:sz w:val="22"/>
-                <w:szCs w:val="22"/>
-              </w:rPr>
-              <w:t>66.6%</w:t>
+              <w:t>−66.6%</w:t>
             </w:r>
           </w:p>
         </w:tc>
@@ -36615,17 +35397,7 @@
                 <w:sz w:val="22"/>
                 <w:szCs w:val="22"/>
               </w:rPr>
-              <w:t>−</w:t>
-            </w:r>
-            <w:r>
-              <w:rPr>
-                <w:rFonts w:ascii="Times New Roman" w:hAnsi="Times New Roman" w:cs="Times New Roman"/>
-                <w:b/>
-                <w:bCs/>
-                <w:sz w:val="22"/>
-                <w:szCs w:val="22"/>
-              </w:rPr>
-              <w:t>99.19%</w:t>
+              <w:t>−99.19%</w:t>
             </w:r>
           </w:p>
         </w:tc>
@@ -36661,7 +35433,7 @@
         </w:rPr>
       </w:pPr>
       <w:bookmarkStart w:id="39" w:name="Xc7038e1c559e9a54021cf00946d31356579bec7"/>
-      <w:bookmarkStart w:id="40" w:name="_Toc244333772"/>
+      <w:bookmarkStart w:id="40" w:name="_Toc244334399"/>
       <w:bookmarkEnd w:id="30"/>
       <w:bookmarkEnd w:id="37"/>
       <w:r>
@@ -36843,15 +35615,7 @@
             <w:sz w:val="22"/>
             <w:szCs w:val="22"/>
           </w:rPr>
-          <m:t>2</m:t>
-        </m:r>
-        <m:r>
-          <w:rPr>
-            <w:rFonts w:ascii="Cambria Math" w:hAnsi="Cambria Math" w:cs="Times New Roman"/>
-            <w:sz w:val="22"/>
-            <w:szCs w:val="22"/>
-          </w:rPr>
-          <m:t>Aν</m:t>
+          <m:t>2Aν</m:t>
         </m:r>
         <m:r>
           <m:rPr>
@@ -36913,17 +35677,6 @@
             <w:szCs w:val="22"/>
           </w:rPr>
           <m:t>C</m:t>
-        </m:r>
-        <m:r>
-          <m:rPr>
-            <m:sty m:val="p"/>
-          </m:rPr>
-          <w:rPr>
-            <w:rFonts w:ascii="Cambria Math" w:hAnsi="Cambria Math" w:cs="Times New Roman"/>
-            <w:sz w:val="22"/>
-            <w:szCs w:val="22"/>
-          </w:rPr>
-          <m:t>/</m:t>
         </m:r>
         <m:sSup>
           <m:sSupPr>
@@ -37433,15 +36186,7 @@
           <w:sz w:val="22"/>
           <w:szCs w:val="22"/>
         </w:rPr>
-        <w:t>This section reports four further, independent fits of (22) to target energy values in four other spectral or mechanical regimes: magnetron/radio-frequency</w:t>
-      </w:r>
-      <w:r>
-        <w:rPr>
-          <w:rFonts w:ascii="Times New Roman" w:hAnsi="Times New Roman" w:cs="Times New Roman"/>
-          <w:sz w:val="22"/>
-          <w:szCs w:val="22"/>
-        </w:rPr>
-        <w:t xml:space="preserve">, microwave, acoustic phonon, and — via a distinct, simpler ansatz — gamma-ray. Each fit is self-contained: the constants </w:t>
+        <w:t xml:space="preserve">This section reports four further, independent fits of (22) to target energy values in four other spectral or mechanical regimes: magnetron/radio-frequency, microwave, acoustic phonon, and — via a distinct, simpler ansatz — gamma-ray. Each fit is self-contained: the constants </w:t>
       </w:r>
       <m:oMath>
         <m:r>
@@ -37685,15 +36430,7 @@
             <w:sz w:val="22"/>
             <w:szCs w:val="22"/>
           </w:rPr>
-          <m:t>2</m:t>
-        </m:r>
-        <m:r>
-          <w:rPr>
-            <w:rFonts w:ascii="Cambria Math" w:hAnsi="Cambria Math" w:cs="Times New Roman"/>
-            <w:sz w:val="22"/>
-            <w:szCs w:val="22"/>
-          </w:rPr>
-          <m:t>Aν</m:t>
+          <m:t>2Aν</m:t>
         </m:r>
         <m:r>
           <m:rPr>
@@ -37755,17 +36492,6 @@
             <w:szCs w:val="22"/>
           </w:rPr>
           <m:t>C</m:t>
-        </m:r>
-        <m:r>
-          <m:rPr>
-            <m:sty m:val="p"/>
-          </m:rPr>
-          <w:rPr>
-            <w:rFonts w:ascii="Cambria Math" w:hAnsi="Cambria Math" w:cs="Times New Roman"/>
-            <w:sz w:val="22"/>
-            <w:szCs w:val="22"/>
-          </w:rPr>
-          <m:t>/</m:t>
         </m:r>
         <m:sSup>
           <m:sSupPr>
@@ -38031,7 +36757,7 @@
         </w:rPr>
       </w:pPr>
       <w:bookmarkStart w:id="42" w:name="magnetron-radio-frequency-band"/>
-      <w:bookmarkStart w:id="43" w:name="_Toc244333773"/>
+      <w:bookmarkStart w:id="43" w:name="_Toc244334400"/>
       <w:bookmarkEnd w:id="41"/>
       <w:r>
         <w:rPr>
@@ -38146,15 +36872,7 @@
               <w:sz w:val="22"/>
               <w:szCs w:val="22"/>
             </w:rPr>
-            <m:t>2</m:t>
-          </m:r>
-          <m:r>
-            <w:rPr>
-              <w:rFonts w:ascii="Cambria Math" w:hAnsi="Cambria Math" w:cs="Times New Roman"/>
-              <w:sz w:val="22"/>
-              <w:szCs w:val="22"/>
-            </w:rPr>
-            <m:t>A</m:t>
+            <m:t>2A</m:t>
           </m:r>
           <m:r>
             <m:rPr>
@@ -38395,7 +37113,7 @@
                   <w:sz w:val="22"/>
                   <w:szCs w:val="22"/>
                 </w:rPr>
-                <m:t>2</m:t>
+                <m:t>-2</m:t>
               </m:r>
             </m:sup>
           </m:sSup>
@@ -38726,15 +37444,7 @@
                       <w:sz w:val="22"/>
                       <w:szCs w:val="22"/>
                     </w:rPr>
-                    <m:t> </m:t>
-                  </m:r>
-                  <m:r>
-                    <w:rPr>
-                      <w:rFonts w:ascii="Cambria Math" w:hAnsi="Cambria Math" w:cs="Times New Roman"/>
-                      <w:sz w:val="22"/>
-                      <w:szCs w:val="22"/>
-                    </w:rPr>
-                    <m:t>ν</m:t>
+                    <m:t> ν</m:t>
                   </m:r>
                 </m:e>
               </m:d>
@@ -38933,7 +37643,7 @@
         </w:rPr>
       </w:pPr>
       <w:bookmarkStart w:id="44" w:name="microwave-band"/>
-      <w:bookmarkStart w:id="45" w:name="_Toc244333774"/>
+      <w:bookmarkStart w:id="45" w:name="_Toc244334401"/>
       <w:bookmarkEnd w:id="42"/>
       <w:r>
         <w:rPr>
@@ -39048,23 +37758,7 @@
               <w:sz w:val="22"/>
               <w:szCs w:val="22"/>
             </w:rPr>
-            <m:t>  </m:t>
-          </m:r>
-          <m:r>
-            <w:rPr>
-              <w:rFonts w:ascii="Cambria Math" w:hAnsi="Cambria Math" w:cs="Times New Roman"/>
-              <w:sz w:val="22"/>
-              <w:szCs w:val="22"/>
-            </w:rPr>
-            <m:t>2</m:t>
-          </m:r>
-          <m:r>
-            <w:rPr>
-              <w:rFonts w:ascii="Cambria Math" w:hAnsi="Cambria Math" w:cs="Times New Roman"/>
-              <w:sz w:val="22"/>
-              <w:szCs w:val="22"/>
-            </w:rPr>
-            <m:t>A</m:t>
+            <m:t>  2A</m:t>
           </m:r>
           <m:r>
             <m:rPr>
@@ -39174,15 +37868,7 @@
               <w:sz w:val="22"/>
               <w:szCs w:val="22"/>
             </w:rPr>
-            <m:t>  </m:t>
-          </m:r>
-          <m:r>
-            <w:rPr>
-              <w:rFonts w:ascii="Cambria Math" w:hAnsi="Cambria Math" w:cs="Times New Roman"/>
-              <w:sz w:val="22"/>
-              <w:szCs w:val="22"/>
-            </w:rPr>
-            <m:t>C</m:t>
+            <m:t>  C</m:t>
           </m:r>
           <m:r>
             <m:rPr>
@@ -39313,7 +37999,7 @@
                   <w:sz w:val="22"/>
                   <w:szCs w:val="22"/>
                 </w:rPr>
-                <m:t>2</m:t>
+                <m:t>-2</m:t>
               </m:r>
             </m:sup>
           </m:sSup>
@@ -39652,15 +38338,7 @@
                       <w:sz w:val="22"/>
                       <w:szCs w:val="22"/>
                     </w:rPr>
-                    <m:t> </m:t>
-                  </m:r>
-                  <m:r>
-                    <w:rPr>
-                      <w:rFonts w:ascii="Cambria Math" w:hAnsi="Cambria Math" w:cs="Times New Roman"/>
-                      <w:sz w:val="22"/>
-                      <w:szCs w:val="22"/>
-                    </w:rPr>
-                    <m:t>ν</m:t>
+                    <m:t> ν</m:t>
                   </m:r>
                 </m:e>
               </m:d>
@@ -39859,7 +38537,7 @@
         </w:rPr>
       </w:pPr>
       <w:bookmarkStart w:id="46" w:name="phonon-acoustic-band"/>
-      <w:bookmarkStart w:id="47" w:name="_Toc244333775"/>
+      <w:bookmarkStart w:id="47" w:name="_Toc244334402"/>
       <w:bookmarkEnd w:id="44"/>
       <w:r>
         <w:rPr>
@@ -40521,15 +39199,7 @@
               <w:sz w:val="22"/>
               <w:szCs w:val="22"/>
             </w:rPr>
-            <m:t>2</m:t>
-          </m:r>
-          <m:r>
-            <w:rPr>
-              <w:rFonts w:ascii="Cambria Math" w:hAnsi="Cambria Math" w:cs="Times New Roman"/>
-              <w:sz w:val="22"/>
-              <w:szCs w:val="22"/>
-            </w:rPr>
-            <m:t>A</m:t>
+            <m:t>2A</m:t>
           </m:r>
           <m:r>
             <m:rPr>
@@ -40770,7 +39440,7 @@
                   <w:sz w:val="22"/>
                   <w:szCs w:val="22"/>
                 </w:rPr>
-                <m:t>2</m:t>
+                <m:t>-2</m:t>
               </m:r>
             </m:sup>
           </m:sSup>
@@ -41101,15 +39771,7 @@
                       <w:sz w:val="22"/>
                       <w:szCs w:val="22"/>
                     </w:rPr>
-                    <m:t> </m:t>
-                  </m:r>
-                  <m:r>
-                    <w:rPr>
-                      <w:rFonts w:ascii="Cambria Math" w:hAnsi="Cambria Math" w:cs="Times New Roman"/>
-                      <w:sz w:val="22"/>
-                      <w:szCs w:val="22"/>
-                    </w:rPr>
-                    <m:t>ν</m:t>
+                    <m:t> ν</m:t>
                   </m:r>
                 </m:e>
               </m:d>
@@ -41326,7 +39988,7 @@
         </w:rPr>
       </w:pPr>
       <w:bookmarkStart w:id="48" w:name="gamma-ray-band"/>
-      <w:bookmarkStart w:id="49" w:name="_Toc244333776"/>
+      <w:bookmarkStart w:id="49" w:name="_Toc244334403"/>
       <w:bookmarkEnd w:id="46"/>
       <w:r>
         <w:rPr>
@@ -41599,15 +40261,7 @@
                   <w:sz w:val="22"/>
                   <w:szCs w:val="22"/>
                 </w:rPr>
-                <m:t> </m:t>
-              </m:r>
-              <m:r>
-                <w:rPr>
-                  <w:rFonts w:ascii="Cambria Math" w:hAnsi="Cambria Math" w:cs="Times New Roman"/>
-                  <w:sz w:val="22"/>
-                  <w:szCs w:val="22"/>
-                </w:rPr>
-                <m:t>ν</m:t>
+                <m:t> ν</m:t>
               </m:r>
               <m:r>
                 <m:rPr>
@@ -41793,7 +40447,7 @@
         </w:rPr>
       </w:pPr>
       <w:bookmarkStart w:id="50" w:name="X108686863c0bf5bd602cf4912069daa2ce88a19"/>
-      <w:bookmarkStart w:id="51" w:name="_Toc244333777"/>
+      <w:bookmarkStart w:id="51" w:name="_Toc244334404"/>
       <w:bookmarkEnd w:id="48"/>
       <w:r>
         <w:rPr>
@@ -41940,15 +40594,7 @@
                   <w:sz w:val="22"/>
                   <w:szCs w:val="22"/>
                 </w:rPr>
-                <m:t>2</m:t>
-              </m:r>
-              <m:r>
-                <w:rPr>
-                  <w:rFonts w:ascii="Cambria Math" w:hAnsi="Cambria Math" w:cs="Times New Roman"/>
-                  <w:sz w:val="22"/>
-                  <w:szCs w:val="22"/>
-                </w:rPr>
-                <m:t>A</m:t>
+                <m:t>2A</m:t>
               </m:r>
             </m:oMath>
             <w:r>
@@ -42022,7 +40668,7 @@
                       <w:sz w:val="22"/>
                       <w:szCs w:val="22"/>
                     </w:rPr>
-                    <m:t>2</m:t>
+                    <m:t>-2</m:t>
                   </m:r>
                 </m:sup>
               </m:sSup>
@@ -43387,15 +42033,7 @@
           <w:sz w:val="22"/>
           <w:szCs w:val="22"/>
         </w:rPr>
-        <w:t>Each row is an independent numerical fit of the same three/four-parameter template (22) — or, for gamma, the plain proportionality (39) —</w:t>
-      </w:r>
-      <w:r>
-        <w:rPr>
-          <w:rFonts w:ascii="Times New Roman" w:hAnsi="Times New Roman" w:cs="Times New Roman"/>
-          <w:sz w:val="22"/>
-          <w:szCs w:val="22"/>
-        </w:rPr>
-        <w:t xml:space="preserve"> to a target energy constraint specific to that band. The fitted constants do not extrapolate meaningfully outside the stated range, and no claim is made that the constants are related to one another across bands beyond sharing the same functional form; §22 and the independent review cited there discuss why this should not be read as evidence for a single underlying frequency-dependence of </w:t>
+        <w:t xml:space="preserve">Each row is an independent numerical fit of the same three/four-parameter template (22) — or, for gamma, the plain proportionality (39) — to a target energy constraint specific to that band. The fitted constants do not extrapolate meaningfully outside the stated range, and no claim is made that the constants are related to one another across bands beyond sharing the same functional form; §22 and the independent review cited there discuss why this should not be read as evidence for a single underlying frequency-dependence of </w:t>
       </w:r>
       <m:oMath>
         <m:r>
@@ -43427,7 +42065,7 @@
         </w:rPr>
       </w:pPr>
       <w:bookmarkStart w:id="52" w:name="part-v-interpretation-validity-and-scope"/>
-      <w:bookmarkStart w:id="53" w:name="_Toc244333778"/>
+      <w:bookmarkStart w:id="53" w:name="_Toc244334405"/>
       <w:bookmarkEnd w:id="39"/>
       <w:bookmarkEnd w:id="50"/>
       <w:r>
@@ -44649,7 +43287,7 @@
         </w:rPr>
       </w:pPr>
       <w:bookmarkStart w:id="55" w:name="validity-range-and-theoretical-context"/>
-      <w:bookmarkStart w:id="56" w:name="_Toc244333779"/>
+      <w:bookmarkStart w:id="56" w:name="_Toc244334406"/>
       <w:bookmarkEnd w:id="54"/>
       <w:r>
         <w:rPr>
@@ -44760,23 +43398,7 @@
               <w:sz w:val="22"/>
               <w:szCs w:val="22"/>
             </w:rPr>
-            <m:t> </m:t>
-          </m:r>
-          <m:r>
-            <w:rPr>
-              <w:rFonts w:ascii="Cambria Math" w:hAnsi="Cambria Math" w:cs="Times New Roman"/>
-              <w:sz w:val="22"/>
-              <w:szCs w:val="22"/>
-            </w:rPr>
-            <m:t>30 </m:t>
-          </m:r>
-          <m:r>
-            <w:rPr>
-              <w:rFonts w:ascii="Cambria Math" w:hAnsi="Cambria Math" w:cs="Times New Roman"/>
-              <w:sz w:val="22"/>
-              <w:szCs w:val="22"/>
-            </w:rPr>
-            <m:t>μ</m:t>
+            <m:t> 30 μ</m:t>
           </m:r>
           <m:r>
             <m:rPr>
@@ -44806,15 +43428,7 @@
               <w:sz w:val="22"/>
               <w:szCs w:val="22"/>
             </w:rPr>
-            <m:t>  </m:t>
-          </m:r>
-          <m:r>
-            <w:rPr>
-              <w:rFonts w:ascii="Cambria Math" w:hAnsi="Cambria Math" w:cs="Times New Roman"/>
-              <w:sz w:val="22"/>
-              <w:szCs w:val="22"/>
-            </w:rPr>
-            <m:t>ν</m:t>
+            <m:t>  ν</m:t>
           </m:r>
           <m:r>
             <m:rPr>
@@ -45473,7 +44087,7 @@
         </w:rPr>
       </w:pPr>
       <w:bookmarkStart w:id="57" w:name="X1f15a8d6322b29878632f0cf6f1026253cd0d8c"/>
-      <w:bookmarkStart w:id="58" w:name="_Toc244333780"/>
+      <w:bookmarkStart w:id="58" w:name="_Toc244334407"/>
       <w:bookmarkEnd w:id="55"/>
       <w:r>
         <w:rPr>
@@ -45711,15 +44325,7 @@
             <w:sz w:val="22"/>
             <w:szCs w:val="22"/>
           </w:rPr>
-          <m:t>2</m:t>
-        </m:r>
-        <m:r>
-          <w:rPr>
-            <w:rFonts w:ascii="Cambria Math" w:hAnsi="Cambria Math" w:cs="Times New Roman"/>
-            <w:sz w:val="22"/>
-            <w:szCs w:val="22"/>
-          </w:rPr>
-          <m:t>Aν</m:t>
+          <m:t>2Aν</m:t>
         </m:r>
         <m:r>
           <m:rPr>
@@ -45781,17 +44387,6 @@
             <w:szCs w:val="22"/>
           </w:rPr>
           <m:t>C</m:t>
-        </m:r>
-        <m:r>
-          <m:rPr>
-            <m:sty m:val="p"/>
-          </m:rPr>
-          <w:rPr>
-            <w:rFonts w:ascii="Cambria Math" w:hAnsi="Cambria Math" w:cs="Times New Roman"/>
-            <w:sz w:val="22"/>
-            <w:szCs w:val="22"/>
-          </w:rPr>
-          <m:t>/</m:t>
         </m:r>
         <m:sSup>
           <m:sSupPr>
@@ -46544,7 +45139,7 @@
         </w:rPr>
       </w:pPr>
       <w:bookmarkStart w:id="59" w:name="X331ff1856c2aa09999646e47c161870dd43bf47"/>
-      <w:bookmarkStart w:id="60" w:name="_Toc244333781"/>
+      <w:bookmarkStart w:id="60" w:name="_Toc244334408"/>
       <w:bookmarkEnd w:id="57"/>
       <w:r>
         <w:rPr>
@@ -46719,23 +45314,7 @@
                   <w:sz w:val="22"/>
                   <w:szCs w:val="22"/>
                 </w:rPr>
-                <m:t>n</m:t>
-              </m:r>
-              <m:r>
-                <w:rPr>
-                  <w:rFonts w:ascii="Cambria Math" w:hAnsi="Cambria Math" w:cs="Times New Roman"/>
-                  <w:sz w:val="22"/>
-                  <w:szCs w:val="22"/>
-                </w:rPr>
-                <m:t>h</m:t>
-              </m:r>
-              <m:r>
-                <w:rPr>
-                  <w:rFonts w:ascii="Cambria Math" w:hAnsi="Cambria Math" w:cs="Times New Roman"/>
-                  <w:sz w:val="22"/>
-                  <w:szCs w:val="22"/>
-                </w:rPr>
-                <m:t>ν</m:t>
+                <m:t>nhν</m:t>
               </m:r>
             </m:oMath>
             <w:r>
@@ -46884,23 +45463,7 @@
                   <w:sz w:val="22"/>
                   <w:szCs w:val="22"/>
                 </w:rPr>
-                <m:t>n</m:t>
-              </m:r>
-              <m:r>
-                <w:rPr>
-                  <w:rFonts w:ascii="Cambria Math" w:hAnsi="Cambria Math" w:cs="Times New Roman"/>
-                  <w:sz w:val="22"/>
-                  <w:szCs w:val="22"/>
-                </w:rPr>
-                <m:t> </m:t>
-              </m:r>
-              <m:r>
-                <w:rPr>
-                  <w:rFonts w:ascii="Cambria Math" w:hAnsi="Cambria Math" w:cs="Times New Roman"/>
-                  <w:sz w:val="22"/>
-                  <w:szCs w:val="22"/>
-                </w:rPr>
-                <m:t>ε</m:t>
+                <m:t>n ε</m:t>
               </m:r>
               <m:r>
                 <m:rPr>
@@ -46986,15 +45549,7 @@
                   <w:sz w:val="22"/>
                   <w:szCs w:val="22"/>
                 </w:rPr>
-                <m:t>ν</m:t>
-              </m:r>
-              <m:r>
-                <w:rPr>
-                  <w:rFonts w:ascii="Cambria Math" w:hAnsi="Cambria Math" w:cs="Times New Roman"/>
-                  <w:sz w:val="22"/>
-                  <w:szCs w:val="22"/>
-                </w:rPr>
-                <m:t>h</m:t>
+                <m:t>νh</m:t>
               </m:r>
               <m:r>
                 <m:rPr>
@@ -47377,29 +45932,7 @@
                     <w:sz w:val="22"/>
                     <w:szCs w:val="22"/>
                   </w:rPr>
-                  <m:t>)</m:t>
-                </m:r>
-                <m:r>
-                  <m:rPr>
-                    <m:sty m:val="p"/>
-                  </m:rPr>
-                  <w:rPr>
-                    <w:rFonts w:ascii="Cambria Math" w:hAnsi="Cambria Math" w:cs="Times New Roman"/>
-                    <w:sz w:val="22"/>
-                    <w:szCs w:val="22"/>
-                  </w:rPr>
-                  <m:t>⟩</m:t>
-                </m:r>
-                <m:r>
-                  <m:rPr>
-                    <m:sty m:val="p"/>
-                  </m:rPr>
-                  <w:rPr>
-                    <w:rFonts w:ascii="Cambria Math" w:hAnsi="Cambria Math" w:cs="Times New Roman"/>
-                    <w:sz w:val="22"/>
-                    <w:szCs w:val="22"/>
-                  </w:rPr>
-                  <m:t>=</m:t>
+                  <m:t>)⟩=</m:t>
                 </m:r>
                 <m:r>
                   <w:rPr>
@@ -47661,15 +46194,7 @@
                     <w:sz w:val="22"/>
                     <w:szCs w:val="22"/>
                   </w:rPr>
-                  <m:t>8</m:t>
-                </m:r>
-                <m:r>
-                  <w:rPr>
-                    <w:rFonts w:ascii="Cambria Math" w:hAnsi="Cambria Math" w:cs="Times New Roman"/>
-                    <w:sz w:val="22"/>
-                    <w:szCs w:val="22"/>
-                  </w:rPr>
-                  <m:t>π</m:t>
+                  <m:t>8π</m:t>
                 </m:r>
                 <m:sSup>
                   <m:sSupPr>
@@ -48090,15 +46615,7 @@
                     <w:sz w:val="22"/>
                     <w:szCs w:val="22"/>
                   </w:rPr>
-                  <m:t>A</m:t>
-                </m:r>
-                <m:r>
-                  <w:rPr>
-                    <w:rFonts w:ascii="Cambria Math" w:hAnsi="Cambria Math" w:cs="Times New Roman"/>
-                    <w:sz w:val="22"/>
-                    <w:szCs w:val="22"/>
-                  </w:rPr>
-                  <m:t> </m:t>
+                  <m:t>A </m:t>
                 </m:r>
                 <m:f>
                   <m:fPr>
@@ -48444,18 +46961,7 @@
                   <w:sz w:val="22"/>
                   <w:szCs w:val="22"/>
                 </w:rPr>
-                <m:t>O</m:t>
-              </m:r>
-              <m:r>
-                <m:rPr>
-                  <m:sty m:val="p"/>
-                </m:rPr>
-                <w:rPr>
-                  <w:rFonts w:ascii="Cambria Math" w:hAnsi="Cambria Math" w:cs="Times New Roman"/>
-                  <w:sz w:val="22"/>
-                  <w:szCs w:val="22"/>
-                </w:rPr>
-                <m:t>(</m:t>
+                <m:t>O(</m:t>
               </m:r>
               <m:sSup>
                 <m:sSupPr>
@@ -48667,15 +47173,7 @@
                     <w:sz w:val="22"/>
                     <w:szCs w:val="22"/>
                   </w:rPr>
-                  <m:t>2</m:t>
-                </m:r>
-                <m:r>
-                  <w:rPr>
-                    <w:rFonts w:ascii="Cambria Math" w:hAnsi="Cambria Math" w:cs="Times New Roman"/>
-                    <w:sz w:val="22"/>
-                    <w:szCs w:val="22"/>
-                  </w:rPr>
-                  <m:t>Aν</m:t>
+                  <m:t>2Aν</m:t>
                 </m:r>
                 <m:r>
                   <m:rPr>
@@ -48737,17 +47235,6 @@
                     <w:szCs w:val="22"/>
                   </w:rPr>
                   <m:t>C</m:t>
-                </m:r>
-                <m:r>
-                  <m:rPr>
-                    <m:sty m:val="p"/>
-                  </m:rPr>
-                  <w:rPr>
-                    <w:rFonts w:ascii="Cambria Math" w:hAnsi="Cambria Math" w:cs="Times New Roman"/>
-                    <w:sz w:val="22"/>
-                    <w:szCs w:val="22"/>
-                  </w:rPr>
-                  <m:t>/</m:t>
                 </m:r>
                 <m:sSup>
                   <m:sSupPr>
@@ -49228,7 +47715,7 @@
         </w:rPr>
       </w:pPr>
       <w:bookmarkStart w:id="61" w:name="appendix-b-mathematical-identities-used"/>
-      <w:bookmarkStart w:id="62" w:name="_Toc244333782"/>
+      <w:bookmarkStart w:id="62" w:name="_Toc244334409"/>
       <w:bookmarkEnd w:id="59"/>
       <w:r>
         <w:rPr>
@@ -50364,15 +48851,7 @@
               <w:sz w:val="22"/>
               <w:szCs w:val="22"/>
             </w:rPr>
-            <m:t>2</m:t>
-          </m:r>
-          <m:r>
-            <w:rPr>
-              <w:rFonts w:ascii="Cambria Math" w:hAnsi="Cambria Math" w:cs="Times New Roman"/>
-              <w:sz w:val="22"/>
-              <w:szCs w:val="22"/>
-            </w:rPr>
-            <m:t>νE</m:t>
+            <m:t>2νE</m:t>
           </m:r>
           <m:r>
             <m:rPr>
@@ -50499,7 +48978,7 @@
         </w:rPr>
       </w:pPr>
       <w:bookmarkStart w:id="63" w:name="appendix-c-summary-of-parameters"/>
-      <w:bookmarkStart w:id="64" w:name="_Toc244333783"/>
+      <w:bookmarkStart w:id="64" w:name="_Toc244334410"/>
       <w:bookmarkEnd w:id="61"/>
       <w:r>
         <w:rPr>
@@ -51668,7 +50147,7 @@
                     <w:sz w:val="22"/>
                     <w:szCs w:val="22"/>
                   </w:rPr>
-                  <m:t>4.2661</m:t>
+                  <m:t>1.393588142</m:t>
                 </m:r>
                 <m:r>
                   <m:rPr>
@@ -51719,7 +50198,7 @@
                         <w:sz w:val="22"/>
                         <w:szCs w:val="22"/>
                       </w:rPr>
-                      <m:t>15</m:t>
+                      <m:t>17</m:t>
                     </m:r>
                   </m:sup>
                 </m:sSup>
@@ -51765,113 +50244,14 @@
                 <w:szCs w:val="22"/>
               </w:rPr>
             </w:pPr>
-            <m:oMathPara>
-              <m:oMath>
-                <m:r>
-                  <m:rPr>
-                    <m:sty m:val="p"/>
-                  </m:rPr>
-                  <w:rPr>
-                    <w:rFonts w:ascii="Cambria Math" w:hAnsi="Cambria Math" w:cs="Times New Roman"/>
-                    <w:sz w:val="22"/>
-                    <w:szCs w:val="22"/>
-                  </w:rPr>
-                  <m:t>=</m:t>
-                </m:r>
-                <m:sSub>
-                  <m:sSubPr>
-                    <m:ctrlPr>
-                      <w:rPr>
-                        <w:rFonts w:ascii="Cambria Math" w:hAnsi="Cambria Math" w:cs="Times New Roman"/>
-                        <w:sz w:val="22"/>
-                        <w:szCs w:val="22"/>
-                      </w:rPr>
-                    </m:ctrlPr>
-                  </m:sSubPr>
-                  <m:e>
-                    <m:r>
-                      <w:rPr>
-                        <w:rFonts w:ascii="Cambria Math" w:hAnsi="Cambria Math" w:cs="Times New Roman"/>
-                        <w:sz w:val="22"/>
-                        <w:szCs w:val="22"/>
-                      </w:rPr>
-                      <m:t>h</m:t>
-                    </m:r>
-                  </m:e>
-                  <m:sub>
-                    <m:r>
-                      <w:rPr>
-                        <w:rFonts w:ascii="Cambria Math" w:hAnsi="Cambria Math" w:cs="Times New Roman"/>
-                        <w:sz w:val="22"/>
-                        <w:szCs w:val="22"/>
-                      </w:rPr>
-                      <m:t>0</m:t>
-                    </m:r>
-                  </m:sub>
-                </m:sSub>
-                <m:r>
-                  <m:rPr>
-                    <m:sty m:val="p"/>
-                  </m:rPr>
-                  <w:rPr>
-                    <w:rFonts w:ascii="Cambria Math" w:hAnsi="Cambria Math" w:cs="Times New Roman"/>
-                    <w:sz w:val="22"/>
-                    <w:szCs w:val="22"/>
-                  </w:rPr>
-                  <m:t>/(</m:t>
-                </m:r>
-                <m:r>
-                  <w:rPr>
-                    <w:rFonts w:ascii="Cambria Math" w:hAnsi="Cambria Math" w:cs="Times New Roman"/>
-                    <w:sz w:val="22"/>
-                    <w:szCs w:val="22"/>
-                  </w:rPr>
-                  <m:t>2</m:t>
-                </m:r>
-                <m:sSub>
-                  <m:sSubPr>
-                    <m:ctrlPr>
-                      <w:rPr>
-                        <w:rFonts w:ascii="Cambria Math" w:hAnsi="Cambria Math" w:cs="Times New Roman"/>
-                        <w:sz w:val="22"/>
-                        <w:szCs w:val="22"/>
-                      </w:rPr>
-                    </m:ctrlPr>
-                  </m:sSubPr>
-                  <m:e>
-                    <m:r>
-                      <w:rPr>
-                        <w:rFonts w:ascii="Cambria Math" w:hAnsi="Cambria Math" w:cs="Times New Roman"/>
-                        <w:sz w:val="22"/>
-                        <w:szCs w:val="22"/>
-                      </w:rPr>
-                      <m:t>E</m:t>
-                    </m:r>
-                  </m:e>
-                  <m:sub>
-                    <m:r>
-                      <w:rPr>
-                        <w:rFonts w:ascii="Cambria Math" w:hAnsi="Cambria Math" w:cs="Times New Roman"/>
-                        <w:sz w:val="22"/>
-                        <w:szCs w:val="22"/>
-                      </w:rPr>
-                      <m:t>0</m:t>
-                    </m:r>
-                  </m:sub>
-                </m:sSub>
-                <m:r>
-                  <m:rPr>
-                    <m:sty m:val="p"/>
-                  </m:rPr>
-                  <w:rPr>
-                    <w:rFonts w:ascii="Cambria Math" w:hAnsi="Cambria Math" w:cs="Times New Roman"/>
-                    <w:sz w:val="22"/>
-                    <w:szCs w:val="22"/>
-                  </w:rPr>
-                  <m:t>)</m:t>
-                </m:r>
-              </m:oMath>
-            </m:oMathPara>
+            <w:r>
+              <w:rPr>
+                <w:rFonts w:ascii="Times New Roman" w:hAnsi="Times New Roman" w:cs="Times New Roman"/>
+                <w:sz w:val="22"/>
+                <w:szCs w:val="22"/>
+              </w:rPr>
+              <w:t>2A = 2.787176283×10⁻¹⁷ s (fit)</w:t>
+            </w:r>
           </w:p>
         </w:tc>
       </w:tr>
@@ -51973,7 +50353,7 @@
                     <w:sz w:val="22"/>
                     <w:szCs w:val="22"/>
                   </w:rPr>
-                  <m:t>0.4847</m:t>
+                  <m:t>150.5775750</m:t>
                 </m:r>
               </m:oMath>
             </m:oMathPara>
@@ -52017,90 +50397,14 @@
                 <w:szCs w:val="22"/>
               </w:rPr>
             </w:pPr>
-            <m:oMathPara>
-              <m:oMath>
-                <m:r>
-                  <m:rPr>
-                    <m:sty m:val="p"/>
-                  </m:rPr>
-                  <w:rPr>
-                    <w:rFonts w:ascii="Cambria Math" w:hAnsi="Cambria Math" w:cs="Times New Roman"/>
-                    <w:sz w:val="22"/>
-                    <w:szCs w:val="22"/>
-                  </w:rPr>
-                  <m:t>=</m:t>
-                </m:r>
-                <m:sSub>
-                  <m:sSubPr>
-                    <m:ctrlPr>
-                      <w:rPr>
-                        <w:rFonts w:ascii="Cambria Math" w:hAnsi="Cambria Math" w:cs="Times New Roman"/>
-                        <w:sz w:val="22"/>
-                        <w:szCs w:val="22"/>
-                      </w:rPr>
-                    </m:ctrlPr>
-                  </m:sSubPr>
-                  <m:e>
-                    <m:r>
-                      <w:rPr>
-                        <w:rFonts w:ascii="Cambria Math" w:hAnsi="Cambria Math" w:cs="Times New Roman"/>
-                        <w:sz w:val="22"/>
-                        <w:szCs w:val="22"/>
-                      </w:rPr>
-                      <m:t>h</m:t>
-                    </m:r>
-                  </m:e>
-                  <m:sub>
-                    <m:r>
-                      <w:rPr>
-                        <w:rFonts w:ascii="Cambria Math" w:hAnsi="Cambria Math" w:cs="Times New Roman"/>
-                        <w:sz w:val="22"/>
-                        <w:szCs w:val="22"/>
-                      </w:rPr>
-                      <m:t>0</m:t>
-                    </m:r>
-                  </m:sub>
-                </m:sSub>
-                <m:r>
-                  <m:rPr>
-                    <m:sty m:val="p"/>
-                  </m:rPr>
-                  <w:rPr>
-                    <w:rFonts w:ascii="Cambria Math" w:hAnsi="Cambria Math" w:cs="Times New Roman"/>
-                    <w:sz w:val="22"/>
-                    <w:szCs w:val="22"/>
-                  </w:rPr>
-                  <m:t>/(</m:t>
-                </m:r>
-                <m:r>
-                  <w:rPr>
-                    <w:rFonts w:ascii="Cambria Math" w:hAnsi="Cambria Math" w:cs="Times New Roman"/>
-                    <w:sz w:val="22"/>
-                    <w:szCs w:val="22"/>
-                  </w:rPr>
-                  <m:t>2</m:t>
-                </m:r>
-                <m:r>
-                  <w:rPr>
-                    <w:rFonts w:ascii="Cambria Math" w:hAnsi="Cambria Math" w:cs="Times New Roman"/>
-                    <w:sz w:val="22"/>
-                    <w:szCs w:val="22"/>
-                  </w:rPr>
-                  <m:t>A</m:t>
-                </m:r>
-                <m:r>
-                  <m:rPr>
-                    <m:sty m:val="p"/>
-                  </m:rPr>
-                  <w:rPr>
-                    <w:rFonts w:ascii="Cambria Math" w:hAnsi="Cambria Math" w:cs="Times New Roman"/>
-                    <w:sz w:val="22"/>
-                    <w:szCs w:val="22"/>
-                  </w:rPr>
-                  <m:t>)</m:t>
-                </m:r>
-              </m:oMath>
-            </m:oMathPara>
+            <w:r>
+              <w:rPr>
+                <w:rFonts w:ascii="Times New Roman" w:hAnsi="Times New Roman" w:cs="Times New Roman"/>
+                <w:sz w:val="22"/>
+                <w:szCs w:val="22"/>
+              </w:rPr>
+              <w:t>2A·E0 = 1.0148·h0 (fit)</w:t>
+            </w:r>
           </w:p>
         </w:tc>
       </w:tr>
@@ -52179,7 +50483,7 @@
                     <w:sz w:val="22"/>
                     <w:szCs w:val="22"/>
                   </w:rPr>
-                  <m:t>1.4085</m:t>
+                  <m:t>-2.050536941</m:t>
                 </m:r>
                 <m:r>
                   <m:rPr>
@@ -52219,7 +50523,7 @@
                         <w:sz w:val="22"/>
                         <w:szCs w:val="22"/>
                       </w:rPr>
-                      <m:t>30</m:t>
+                      <m:t>-32</m:t>
                     </m:r>
                   </m:sup>
                 </m:sSup>
@@ -52277,7 +50581,7 @@
                       <w:sz w:val="22"/>
                       <w:szCs w:val="22"/>
                     </w:rPr>
-                    <m:t>2</m:t>
+                    <m:t>-2</m:t>
                   </m:r>
                 </m:sup>
               </m:sSup>
@@ -53047,7 +51351,7 @@
         </w:rPr>
       </w:pPr>
       <w:bookmarkStart w:id="65" w:name="references"/>
-      <w:bookmarkStart w:id="66" w:name="_Toc244333784"/>
+      <w:bookmarkStart w:id="66" w:name="_Toc244334411"/>
       <w:bookmarkEnd w:id="63"/>
       <w:r>
         <w:rPr>
